--- a/contracts/shablonlar/transport.docx
+++ b/contracts/shablonlar/transport.docx
@@ -282,16 +282,16 @@
           <w:szCs w:val="22"/>
           <w:lang w:val="uz-Cyrl-UZ"/>
         </w:rPr>
-        <w:t xml:space="preserve">Манзил:Бухоро вилояти, </w:t>
-      </w:r>
-      <w:r>
-        <w:rPr>
-          <w:color w:val="FF0000"/>
-          <w:sz w:val="22"/>
-          <w:szCs w:val="22"/>
-          <w:lang w:val="uz-Cyrl-UZ"/>
-        </w:rPr>
-        <w:t xml:space="preserve">Бухоро  туман, Работикалмок МФЙ,Тикончи кучаси, </w:t>
+        <w:t>Манзил: {{ manzil }}</w:t>
+      </w:r>
+      <w:r>
+        <w:rPr>
+          <w:color w:val="FF0000"/>
+          <w:sz w:val="22"/>
+          <w:szCs w:val="22"/>
+          <w:lang w:val="uz-Cyrl-UZ"/>
+        </w:rPr>
+        <w:t xml:space="preserve">, </w:t>
       </w:r>
       <w:r>
         <w:rPr>
@@ -1644,7 +1644,7 @@
           <w:szCs w:val="22"/>
           <w:lang w:val="uz-Cyrl-UZ"/>
         </w:rPr>
-        <w:t>5.2. «Тарафлар»нинг бири музокара олиб боришни рад қилган такдирда, музокарага ташриф буюрмаган такдирда ёки «Тарафлар» низоли масалалар юзасидан музокара йўли билан келиша олмаган такдирда низоли масалалар амалдаги қонунчиликка мувофиқ Суд тартибида ҳал қилинадилар.</w:t>
+        <w:t>5.2. «Тарафлар»нинг бири музокара олиб боришни рад қилган такдирда, музокарага ташриф буюрмаган такдирда ёки «Тарафлар» низоли масалалар юзасидан музокара йўли билан келиша олмаган такдирда низоли масалалар амалдаги қонунчиликка мувофиқ Нотариал идоранинг Ижро хати хамда Суд тартибида ҳал қилинадилар.</w:t>
       </w:r>
     </w:p>
     <w:p>
@@ -2285,15 +2285,15 @@
           <w:szCs w:val="22"/>
           <w:lang w:val="uz-Cyrl-UZ"/>
         </w:rPr>
-        <w:t>Телефон:</w:t>
-      </w:r>
-      <w:r>
-        <w:rPr>
-          <w:sz w:val="22"/>
-          <w:szCs w:val="22"/>
-          <w:lang w:val="uz-Cyrl-UZ"/>
-        </w:rPr>
-        <w:t xml:space="preserve"> (99891) 415-00-87; </w:t>
+        <w:t>Телефон: 55 310 00 87, 91 415-00-87;</w:t>
+      </w:r>
+      <w:r>
+        <w:rPr>
+          <w:sz w:val="22"/>
+          <w:szCs w:val="22"/>
+          <w:lang w:val="uz-Cyrl-UZ"/>
+        </w:rPr>
+        <w:t xml:space="preserve"> </w:t>
       </w:r>
     </w:p>
     <w:p>
@@ -2372,7 +2372,7 @@
           <w:szCs w:val="22"/>
           <w:lang w:val="uz-Cyrl-UZ"/>
         </w:rPr>
-        <w:t>Манзил:{{ manzil }}</w:t>
+        <w:t>Манзил: {{ manzil }}. Телефон: {{ telefon }}</w:t>
       </w:r>
       <w:r>
         <w:rPr>
@@ -2405,7 +2405,6 @@
           <w:szCs w:val="22"/>
           <w:lang w:val="uz-Cyrl-UZ"/>
         </w:rPr>
-        <w:t>.</w:t>
       </w:r>
     </w:p>
     <w:p>
@@ -4218,14 +4217,13 @@
                       <w:szCs w:val="22"/>
                       <w:lang w:val="uz-Cyrl-UZ"/>
                     </w:rPr>
-                    <w:t>Х/Р</w:t>
+                    <w:t>Х/Р    20216000405489627001</w:t>
                   </w:r>
                   <w:r>
                     <w:rPr>
                       <w:sz w:val="22"/>
                       <w:szCs w:val="22"/>
                     </w:rPr>
-                    <w:t xml:space="preserve">   </w:t>
                   </w:r>
                   <w:r>
                     <w:rPr>
@@ -4233,14 +4231,12 @@
                       <w:szCs w:val="22"/>
                       <w:lang w:val="uz-Cyrl-UZ"/>
                     </w:rPr>
-                    <w:t xml:space="preserve"> </w:t>
                   </w:r>
                   <w:r>
                     <w:rPr>
                       <w:sz w:val="22"/>
                       <w:szCs w:val="22"/>
                     </w:rPr>
-                    <w:t>20216</w:t>
                   </w:r>
                   <w:r>
                     <w:rPr>
@@ -4248,7 +4244,6 @@
                       <w:szCs w:val="22"/>
                       <w:lang w:val="uz-Cyrl-UZ"/>
                     </w:rPr>
-                    <w:t>000</w:t>
                   </w:r>
                   <w:r>
                     <w:rPr>
@@ -4256,14 +4251,12 @@
                       <w:szCs w:val="22"/>
                       <w:lang w:val="en-US"/>
                     </w:rPr>
-                    <w:t>0</w:t>
                   </w:r>
                   <w:r>
                     <w:rPr>
                       <w:sz w:val="22"/>
                       <w:szCs w:val="22"/>
                     </w:rPr>
-                    <w:t>05489627001</w:t>
                   </w:r>
                 </w:p>
                 <w:p>
@@ -4283,7 +4276,7 @@
                       <w:szCs w:val="22"/>
                       <w:lang w:val="uz-Cyrl-UZ"/>
                     </w:rPr>
-                    <w:t>М.Ф.О.  01</w:t>
+                    <w:t>М.Ф.О.  01137</w:t>
                   </w:r>
                   <w:r>
                     <w:rPr>
@@ -4291,7 +4284,6 @@
                       <w:szCs w:val="22"/>
                       <w:lang w:val="en-US"/>
                     </w:rPr>
-                    <w:t>095</w:t>
                   </w:r>
                   <w:r>
                     <w:rPr>
@@ -4670,7 +4662,7 @@
                 <w:szCs w:val="22"/>
                 <w:lang w:val="uz-Cyrl-UZ"/>
               </w:rPr>
-              <w:t>Кредит таъминот сифатида, гаровга қўйиладиган мол-мулкни томонларнинг ўзаро келишуви асосида бахолаш далолатномаси</w:t>
+              <w:t>Кредит таъминот сифатида, гаровга қўйиладиган мол-мулкни томонларнинг ўзаро келишуви асосида бахолаш далолатномаси №{{ raqam }}</w:t>
             </w:r>
           </w:p>
           <w:p>
@@ -6054,10 +6046,5254 @@
         </w:rPr>
       </w:pPr>
     </w:p>
+    <w:p>
+      <w:pPr>
+        <w:sectPr>
+          <w:pgSz w:w="11906" w:h="16838"/>
+          <w:pgMar w:top="719" w:right="850" w:bottom="899" w:left="1260" w:header="708" w:footer="708" w:gutter="0"/>
+          <w:cols w:space="720"/>
+          <w:docGrid w:linePitch="360"/>
+        </w:sectPr>
+      </w:pPr>
+    </w:p>
+    <w:p>
+      <w:bookmarkStart w:id="0" w:name="_GoBack"/>
+      <w:bookmarkEnd w:id="0"/>
+      <w:r>
+        <w:rPr>
+          <w:b/>
+        </w:rPr>
+        <w:t xml:space="preserve"> </w:t>
+      </w:r>
+    </w:p>
+    <w:tbl>
+      <w:tblPr>
+        <w:tblW w:w="9720" w:type="dxa"/>
+        <w:tblInd w:w="108" w:type="dxa"/>
+        <w:tblBorders>
+          <w:top w:val="single" w:sz="4" w:space="0" w:color="auto"/>
+          <w:left w:val="single" w:sz="4" w:space="0" w:color="auto"/>
+          <w:bottom w:val="single" w:sz="4" w:space="0" w:color="auto"/>
+          <w:right w:val="single" w:sz="4" w:space="0" w:color="auto"/>
+          <w:insideH w:val="single" w:sz="4" w:space="0" w:color="auto"/>
+          <w:insideV w:val="single" w:sz="4" w:space="0" w:color="auto"/>
+        </w:tblBorders>
+        <w:tblLook w:val="01E0" w:firstRow="1" w:lastRow="1" w:firstColumn="1" w:lastColumn="1" w:noHBand="0" w:noVBand="0"/>
+      </w:tblPr>
+      <w:tblGrid>
+        <w:gridCol w:w="3092"/>
+        <w:gridCol w:w="2572"/>
+        <w:gridCol w:w="4056"/>
+      </w:tblGrid>
+      <w:tr>
+        <w:trPr>
+          <w:trHeight w:val="1204"/>
+        </w:trPr>
+        <w:tc>
+          <w:tcPr>
+            <w:tcW w:w="3442" w:type="dxa"/>
+            <w:tcBorders>
+              <w:top w:val="nil"/>
+              <w:left w:val="nil"/>
+              <w:bottom w:val="nil"/>
+              <w:right w:val="nil"/>
+            </w:tcBorders>
+          </w:tcPr>
+          <w:p>
+            <w:pPr>
+              <w:rPr>
+                <w:lang w:val="en-US"/>
+              </w:rPr>
+            </w:pPr>
+          </w:p>
+          <w:p>
+            <w:pPr>
+              <w:rPr>
+                <w:lang w:val="en-US"/>
+              </w:rPr>
+            </w:pPr>
+          </w:p>
+        </w:tc>
+        <w:tc>
+          <w:tcPr>
+            <w:tcW w:w="2858" w:type="dxa"/>
+            <w:tcBorders>
+              <w:top w:val="nil"/>
+              <w:left w:val="nil"/>
+              <w:bottom w:val="nil"/>
+              <w:right w:val="nil"/>
+            </w:tcBorders>
+          </w:tcPr>
+          <w:p>
+            <w:pPr>
+              <w:rPr>
+                <w:lang w:val="uz-Cyrl-UZ"/>
+              </w:rPr>
+            </w:pPr>
+          </w:p>
+        </w:tc>
+        <w:tc>
+          <w:tcPr>
+            <w:tcW w:w="3420" w:type="dxa"/>
+            <w:tcBorders>
+              <w:top w:val="nil"/>
+              <w:left w:val="nil"/>
+              <w:bottom w:val="nil"/>
+              <w:right w:val="nil"/>
+            </w:tcBorders>
+          </w:tcPr>
+          <w:p>
+            <w:pPr>
+              <w:rPr>
+                <w:lang w:val="uz-Cyrl-UZ"/>
+              </w:rPr>
+            </w:pPr>
+            <w:r>
+              <w:rPr>
+                <w:sz w:val="28"/>
+                <w:szCs w:val="28"/>
+                <w:lang w:val="uz-Cyrl-UZ"/>
+              </w:rPr>
+              <w:t>«</w:t>
+            </w:r>
+            <w:r>
+              <w:rPr>
+                <w:lang w:val="en-US"/>
+              </w:rPr>
+              <w:t xml:space="preserve">Asia Invest </w:t>
+            </w:r>
+            <w:proofErr w:type="spellStart"/>
+            <w:r>
+              <w:rPr>
+                <w:lang w:val="en-US"/>
+              </w:rPr>
+              <w:t>mikromoliya</w:t>
+            </w:r>
+            <w:proofErr w:type="spellEnd"/>
+            <w:r>
+              <w:rPr>
+                <w:lang w:val="en-US"/>
+              </w:rPr>
+              <w:t xml:space="preserve"> </w:t>
+            </w:r>
+            <w:proofErr w:type="spellStart"/>
+            <w:r>
+              <w:rPr>
+                <w:lang w:val="en-US"/>
+              </w:rPr>
+              <w:t>tashkiloti</w:t>
+            </w:r>
+            <w:proofErr w:type="spellEnd"/>
+            <w:r>
+              <w:rPr>
+                <w:lang w:val="uz-Cyrl-UZ"/>
+              </w:rPr>
+              <w:t>»</w:t>
+            </w:r>
+            <w:r>
+              <w:rPr>
+                <w:lang w:val="uz-Cyrl-UZ"/>
+              </w:rPr>
+              <w:t xml:space="preserve"> МЧЖ</w:t>
+            </w:r>
+            <w:r>
+              <w:rPr>
+                <w:lang w:val="en-US"/>
+              </w:rPr>
+              <w:t xml:space="preserve"> </w:t>
+            </w:r>
+            <w:r>
+              <w:rPr>
+                <w:lang w:val="uz-Cyrl-UZ"/>
+              </w:rPr>
+              <w:t>и</w:t>
+            </w:r>
+            <w:r>
+              <w:rPr>
+                <w:lang w:val="uz-Cyrl-UZ"/>
+              </w:rPr>
+              <w:t>жрочи</w:t>
+            </w:r>
+            <w:r>
+              <w:rPr>
+                <w:lang w:val="uz-Cyrl-UZ"/>
+              </w:rPr>
+              <w:t xml:space="preserve"> </w:t>
+            </w:r>
+            <w:r>
+              <w:rPr>
+                <w:lang w:val="uz-Cyrl-UZ"/>
+              </w:rPr>
+              <w:t>д</w:t>
+            </w:r>
+            <w:r>
+              <w:rPr>
+                <w:lang w:val="uz-Cyrl-UZ"/>
+              </w:rPr>
+              <w:t>иректори</w:t>
+            </w:r>
+          </w:p>
+          <w:p>
+            <w:r>
+              <w:t xml:space="preserve">Б.Б </w:t>
+            </w:r>
+            <w:proofErr w:type="spellStart"/>
+            <w:r>
+              <w:t>Самиевга</w:t>
+            </w:r>
+            <w:proofErr w:type="spellEnd"/>
+          </w:p>
+          <w:p/>
+          <w:p>
+            <w:pPr>
+              <w:rPr>
+                <w:lang w:val="uz-Cyrl-UZ"/>
+              </w:rPr>
+            </w:pPr>
+            <w:r>
+              <w:rPr>
+                <w:lang w:val="uz-Cyrl-UZ"/>
+              </w:rPr>
+              <w:t xml:space="preserve">фукаро </w:t>
+            </w:r>
+          </w:p>
+          <w:p>
+            <w:pPr>
+              <w:rPr>
+                <w:b/>
+                <w:color w:val="FF0000"/>
+                <w:sz w:val="22"/>
+                <w:szCs w:val="22"/>
+                <w:lang w:val="uz-Cyrl-UZ"/>
+              </w:rPr>
+            </w:pPr>
+            <w:r>
+              <w:rPr>
+                <w:b/>
+                <w:color w:val="FF0000"/>
+                <w:lang w:val="uz-Cyrl-UZ"/>
+              </w:rPr>
+              <w:t>{{ fio }}</w:t>
+            </w:r>
+          </w:p>
+          <w:p>
+            <w:pPr>
+              <w:rPr>
+                <w:lang w:val="uz-Cyrl-UZ"/>
+              </w:rPr>
+            </w:pPr>
+            <w:r>
+              <w:rPr>
+                <w:lang w:val="uz-Cyrl-UZ"/>
+              </w:rPr>
+              <w:t xml:space="preserve">томонидан </w:t>
+            </w:r>
+          </w:p>
+          <w:p>
+            <w:pPr>
+              <w:rPr>
+                <w:color w:val="FFFFFF"/>
+                <w:lang w:val="uz-Cyrl-UZ"/>
+              </w:rPr>
+            </w:pPr>
+            <w:r>
+              <w:rPr>
+                <w:color w:val="FFFFFF"/>
+                <w:lang w:val="uz-Cyrl-UZ"/>
+              </w:rPr>
+              <w:t>________________________________</w:t>
+            </w:r>
+            <w:r>
+              <w:rPr>
+                <w:color w:val="FFFFFF"/>
+              </w:rPr>
+              <w:t xml:space="preserve"> </w:t>
+            </w:r>
+          </w:p>
+          <w:p>
+            <w:pPr>
+              <w:jc w:val="center"/>
+              <w:rPr>
+                <w:lang w:val="uz-Cyrl-UZ"/>
+              </w:rPr>
+            </w:pPr>
+          </w:p>
+        </w:tc>
+      </w:tr>
+    </w:tbl>
+    <w:p>
+      <w:pPr>
+        <w:jc w:val="center"/>
+        <w:rPr>
+          <w:b/>
+          <w:sz w:val="36"/>
+          <w:szCs w:val="36"/>
+          <w:lang w:val="uz-Cyrl-UZ"/>
+        </w:rPr>
+      </w:pPr>
+      <w:r>
+        <w:rPr>
+          <w:b/>
+          <w:sz w:val="36"/>
+          <w:szCs w:val="36"/>
+          <w:lang w:val="uz-Cyrl-UZ"/>
+        </w:rPr>
+        <w:t>АРИЗА</w:t>
+      </w:r>
+    </w:p>
+    <w:p>
+      <w:pPr>
+        <w:ind w:firstLine="708"/>
+        <w:jc w:val="both"/>
+        <w:rPr>
+          <w:sz w:val="16"/>
+          <w:szCs w:val="16"/>
+          <w:lang w:val="uz-Cyrl-UZ"/>
+        </w:rPr>
+      </w:pPr>
+      <w:r>
+        <w:rPr>
+          <w:sz w:val="16"/>
+          <w:szCs w:val="16"/>
+          <w:lang w:val="uz-Cyrl-UZ"/>
+        </w:rPr>
+        <w:t xml:space="preserve"> </w:t>
+      </w:r>
+    </w:p>
+    <w:p>
+      <w:pPr>
+        <w:jc w:val="both"/>
+        <w:rPr>
+          <w:lang w:val="uz-Cyrl-UZ"/>
+        </w:rPr>
+      </w:pPr>
+      <w:r>
+        <w:rPr>
+          <w:lang w:val="uz-Cyrl-UZ"/>
+        </w:rPr>
+        <w:t xml:space="preserve">              </w:t>
+      </w:r>
+      <w:r>
+        <w:rPr>
+          <w:lang w:val="uz-Cyrl-UZ"/>
+        </w:rPr>
+        <w:t>Мен</w:t>
+      </w:r>
+      <w:r>
+        <w:rPr>
+          <w:lang w:val="uz-Cyrl-UZ"/>
+        </w:rPr>
+        <w:t xml:space="preserve"> </w:t>
+      </w:r>
+      <w:bookmarkStart w:id="1" w:name="name1"/>
+      <w:bookmarkEnd w:id="1"/>
+      <w:r>
+        <w:rPr>
+          <w:lang w:val="uz-Cyrl-UZ"/>
+        </w:rPr>
+        <w:t xml:space="preserve"> </w:t>
+      </w:r>
+      <w:r>
+        <w:rPr>
+          <w:lang w:val="uz-Cyrl-UZ"/>
+        </w:rPr>
+        <w:t xml:space="preserve">Сиздан </w:t>
+      </w:r>
+      <w:r>
+        <w:rPr>
+          <w:lang w:val="uz-Cyrl-UZ"/>
+        </w:rPr>
+        <w:t>Ў</w:t>
+      </w:r>
+      <w:r>
+        <w:rPr>
+          <w:lang w:val="uz-Cyrl-UZ"/>
+        </w:rPr>
+        <w:t>з</w:t>
+      </w:r>
+      <w:r>
+        <w:rPr>
+          <w:lang w:val="uz-Cyrl-UZ"/>
+        </w:rPr>
+        <w:t xml:space="preserve">бекистон Республикаси амалдаги </w:t>
+      </w:r>
+      <w:r>
+        <w:rPr>
+          <w:lang w:val="uz-Cyrl-UZ"/>
+        </w:rPr>
+        <w:t>қ</w:t>
+      </w:r>
+      <w:r>
+        <w:rPr>
+          <w:lang w:val="uz-Cyrl-UZ"/>
+        </w:rPr>
+        <w:t>онунчилигига мувофи</w:t>
+      </w:r>
+      <w:r>
+        <w:rPr>
+          <w:lang w:val="uz-Cyrl-UZ"/>
+        </w:rPr>
+        <w:t>қ</w:t>
+      </w:r>
+      <w:r>
+        <w:rPr>
+          <w:lang w:val="uz-Cyrl-UZ"/>
+        </w:rPr>
+        <w:t xml:space="preserve"> микромолиявий хизмат к</w:t>
+      </w:r>
+      <w:r>
+        <w:rPr>
+          <w:lang w:val="uz-Cyrl-UZ"/>
+        </w:rPr>
+        <w:t>ў</w:t>
+      </w:r>
+      <w:r>
+        <w:rPr>
+          <w:lang w:val="uz-Cyrl-UZ"/>
+        </w:rPr>
+        <w:t>рс</w:t>
+      </w:r>
+      <w:r>
+        <w:rPr>
+          <w:lang w:val="uz-Cyrl-UZ"/>
+        </w:rPr>
+        <w:t>атишингизн</w:t>
+      </w:r>
+      <w:r>
+        <w:rPr>
+          <w:lang w:val="uz-Cyrl-UZ"/>
+        </w:rPr>
+        <w:t>и</w:t>
+      </w:r>
+      <w:r>
+        <w:rPr>
+          <w:lang w:val="uz-Cyrl-UZ"/>
+        </w:rPr>
+        <w:t xml:space="preserve"> </w:t>
+      </w:r>
+      <w:bookmarkStart w:id="2" w:name="summa1"/>
+      <w:bookmarkEnd w:id="2"/>
+      <w:r>
+        <w:rPr>
+          <w:lang w:val="uz-Cyrl-UZ"/>
+        </w:rPr>
+        <w:t xml:space="preserve">ва </w:t>
+      </w:r>
+      <w:r>
+        <w:rPr>
+          <w:b/>
+          <w:color w:val="FF0000"/>
+          <w:lang w:val="uz-Cyrl-UZ"/>
+        </w:rPr>
+        <w:t>{{ summa }}</w:t>
+      </w:r>
+      <w:r>
+        <w:rPr>
+          <w:b/>
+          <w:color w:val="FF0000"/>
+          <w:lang w:val="uz-Cyrl-UZ"/>
+        </w:rPr>
+      </w:r>
+      <w:r>
+        <w:rPr>
+          <w:b/>
+          <w:color w:val="FF0000"/>
+          <w:lang w:val="uz-Cyrl-UZ"/>
+        </w:rPr>
+      </w:r>
+      <w:r>
+        <w:rPr>
+          <w:b/>
+          <w:color w:val="FF0000"/>
+          <w:lang w:val="uz-Cyrl-UZ"/>
+        </w:rPr>
+      </w:r>
+      <w:r>
+        <w:rPr>
+          <w:b/>
+          <w:color w:val="FF0000"/>
+          <w:lang w:val="uz-Cyrl-UZ"/>
+        </w:rPr>
+      </w:r>
+      <w:r>
+        <w:rPr>
+          <w:b/>
+          <w:color w:val="FF0000"/>
+          <w:lang w:val="uz-Cyrl-UZ"/>
+        </w:rPr>
+      </w:r>
+      <w:bookmarkStart w:id="3" w:name="summa_propis1"/>
+      <w:bookmarkEnd w:id="3"/>
+      <w:r>
+        <w:rPr>
+          <w:b/>
+          <w:color w:val="FF0000"/>
+          <w:lang w:val="uz-Cyrl-UZ"/>
+        </w:rPr>
+      </w:r>
+      <w:r>
+        <w:rPr>
+          <w:b/>
+          <w:color w:val="FF0000"/>
+          <w:lang w:val="uz-Cyrl-UZ"/>
+        </w:rPr>
+      </w:r>
+      <w:r>
+        <w:rPr>
+          <w:b/>
+          <w:color w:val="FF0000"/>
+          <w:lang w:val="uz-Cyrl-UZ"/>
+        </w:rPr>
+      </w:r>
+      <w:r>
+        <w:rPr>
+          <w:lang w:val="uz-Cyrl-UZ"/>
+        </w:rPr>
+        <w:t xml:space="preserve"> </w:t>
+      </w:r>
+      <w:r>
+        <w:rPr>
+          <w:lang w:val="uz-Cyrl-UZ"/>
+        </w:rPr>
+        <w:t>сў</w:t>
+      </w:r>
+      <w:r>
+        <w:rPr>
+          <w:lang w:val="uz-Cyrl-UZ"/>
+        </w:rPr>
+        <w:t>м</w:t>
+      </w:r>
+      <w:r>
+        <w:rPr>
+          <w:lang w:val="uz-Cyrl-UZ"/>
+        </w:rPr>
+        <w:t xml:space="preserve"> </w:t>
+      </w:r>
+      <w:r>
+        <w:rPr>
+          <w:lang w:val="uz-Cyrl-UZ"/>
+        </w:rPr>
+        <w:t>ми</w:t>
+      </w:r>
+      <w:r>
+        <w:rPr>
+          <w:lang w:val="uz-Cyrl-UZ"/>
+        </w:rPr>
+        <w:t>қ</w:t>
+      </w:r>
+      <w:r>
+        <w:rPr>
+          <w:lang w:val="uz-Cyrl-UZ"/>
+        </w:rPr>
+        <w:t>дорида</w:t>
+      </w:r>
+      <w:r>
+        <w:rPr>
+          <w:lang w:val="uz-Cyrl-UZ"/>
+        </w:rPr>
+        <w:t xml:space="preserve"> </w:t>
+      </w:r>
+      <w:bookmarkStart w:id="4" w:name="srok1"/>
+      <w:bookmarkEnd w:id="4"/>
+      <w:r>
+        <w:rPr>
+          <w:b/>
+          <w:color w:val="FF0000"/>
+          <w:lang w:val="uz-Cyrl-UZ"/>
+        </w:rPr>
+        <w:t>{{ muddat }} ой муддатга</w:t>
+      </w:r>
+      <w:r>
+        <w:rPr>
+          <w:b/>
+          <w:color w:val="FF0000"/>
+          <w:lang w:val="uz-Cyrl-UZ"/>
+        </w:rPr>
+      </w:r>
+      <w:r>
+        <w:rPr>
+          <w:b/>
+          <w:color w:val="FF0000"/>
+          <w:lang w:val="uz-Cyrl-UZ"/>
+        </w:rPr>
+      </w:r>
+      <w:r>
+        <w:rPr>
+          <w:lang w:val="uz-Cyrl-UZ"/>
+        </w:rPr>
+      </w:r>
+      <w:r>
+        <w:rPr>
+          <w:lang w:val="uz-Cyrl-UZ"/>
+        </w:rPr>
+      </w:r>
+      <w:r>
+        <w:rPr>
+          <w:lang w:val="uz-Cyrl-UZ"/>
+        </w:rPr>
+        <w:t xml:space="preserve"> </w:t>
+      </w:r>
+      <w:r>
+        <w:rPr>
+          <w:lang w:val="uz-Cyrl-UZ"/>
+        </w:rPr>
+        <w:t>йилига {{ foiz }} фоиз</w:t>
+      </w:r>
+      <w:r>
+        <w:rPr>
+          <w:lang w:val="uz-Cyrl-UZ"/>
+        </w:rPr>
+      </w:r>
+      <w:r>
+        <w:rPr>
+          <w:color w:val="FF0000"/>
+          <w:lang w:val="uz-Cyrl-UZ"/>
+        </w:rPr>
+      </w:r>
+      <w:r>
+        <w:rPr>
+          <w:lang w:val="uz-Cyrl-UZ"/>
+        </w:rPr>
+      </w:r>
+      <w:r>
+        <w:rPr>
+          <w:lang w:val="uz-Cyrl-UZ"/>
+        </w:rPr>
+      </w:r>
+      <w:r>
+        <w:rPr>
+          <w:lang w:val="uz-Cyrl-UZ"/>
+        </w:rPr>
+        <w:t xml:space="preserve"> устама тулаш шарти билан</w:t>
+      </w:r>
+      <w:r>
+        <w:rPr>
+          <w:lang w:val="uz-Cyrl-UZ"/>
+        </w:rPr>
+        <w:t xml:space="preserve"> </w:t>
+      </w:r>
+      <w:r>
+        <w:rPr>
+          <w:b/>
+          <w:lang w:val="uz-Cyrl-UZ"/>
+        </w:rPr>
+        <w:t>Микрокарз</w:t>
+      </w:r>
+      <w:r>
+        <w:rPr>
+          <w:lang w:val="uz-Cyrl-UZ"/>
+        </w:rPr>
+        <w:t xml:space="preserve"> </w:t>
+      </w:r>
+      <w:r>
+        <w:rPr>
+          <w:lang w:val="uz-Cyrl-UZ"/>
+        </w:rPr>
+        <w:t xml:space="preserve">ажратиб </w:t>
+      </w:r>
+      <w:r>
+        <w:rPr>
+          <w:lang w:val="uz-Cyrl-UZ"/>
+        </w:rPr>
+        <w:t xml:space="preserve">беришингизни </w:t>
+      </w:r>
+      <w:r>
+        <w:rPr>
+          <w:lang w:val="uz-Cyrl-UZ"/>
+        </w:rPr>
+        <w:t>с</w:t>
+      </w:r>
+      <w:r>
+        <w:rPr>
+          <w:lang w:val="uz-Cyrl-UZ"/>
+        </w:rPr>
+        <w:t>ў</w:t>
+      </w:r>
+      <w:r>
+        <w:rPr>
+          <w:lang w:val="uz-Cyrl-UZ"/>
+        </w:rPr>
+        <w:t>райман.</w:t>
+      </w:r>
+    </w:p>
+    <w:p>
+      <w:pPr>
+        <w:ind w:firstLine="708"/>
+        <w:jc w:val="both"/>
+        <w:rPr>
+          <w:lang w:val="uz-Cyrl-UZ"/>
+        </w:rPr>
+      </w:pPr>
+      <w:r>
+        <w:rPr>
+          <w:lang w:val="uz-Cyrl-UZ"/>
+        </w:rPr>
+        <w:t>Мен</w:t>
+      </w:r>
+      <w:r>
+        <w:rPr>
+          <w:lang w:val="uz-Cyrl-UZ"/>
+        </w:rPr>
+        <w:t xml:space="preserve"> ойида ўртача {{ daromad }} сўм</w:t>
+      </w:r>
+      <w:r>
+        <w:rPr>
+          <w:b/>
+          <w:color w:val="FF0000"/>
+          <w:lang w:val="uz-Cyrl-UZ"/>
+        </w:rPr>
+      </w:r>
+      <w:r>
+        <w:rPr>
+          <w:color w:val="FF0000"/>
+          <w:sz w:val="36"/>
+          <w:szCs w:val="36"/>
+          <w:lang w:val="uz-Cyrl-UZ"/>
+        </w:rPr>
+      </w:r>
+      <w:r>
+        <w:rPr>
+          <w:b/>
+          <w:color w:val="FF0000"/>
+          <w:lang w:val="uz-Cyrl-UZ"/>
+        </w:rPr>
+      </w:r>
+      <w:r>
+        <w:rPr>
+          <w:b/>
+          <w:color w:val="FF0000"/>
+          <w:lang w:val="uz-Cyrl-UZ"/>
+        </w:rPr>
+      </w:r>
+      <w:r>
+        <w:rPr>
+          <w:b/>
+          <w:color w:val="FF0000"/>
+          <w:lang w:val="uz-Cyrl-UZ"/>
+        </w:rPr>
+      </w:r>
+      <w:r>
+        <w:rPr>
+          <w:b/>
+          <w:color w:val="FF0000"/>
+          <w:lang w:val="uz-Cyrl-UZ"/>
+        </w:rPr>
+      </w:r>
+      <w:r>
+        <w:rPr>
+          <w:sz w:val="36"/>
+          <w:szCs w:val="36"/>
+          <w:lang w:val="uz-Cyrl-UZ"/>
+        </w:rPr>
+      </w:r>
+      <w:r>
+        <w:rPr>
+          <w:lang w:val="uz-Cyrl-UZ"/>
+        </w:rPr>
+      </w:r>
+      <w:r>
+        <w:rPr>
+          <w:lang w:val="uz-Cyrl-UZ"/>
+        </w:rPr>
+        <w:t xml:space="preserve"> </w:t>
+      </w:r>
+      <w:r>
+        <w:rPr>
+          <w:lang w:val="uz-Cyrl-UZ"/>
+        </w:rPr>
+        <w:t>дарома</w:t>
+      </w:r>
+      <w:r>
+        <w:rPr>
+          <w:lang w:val="uz-Cyrl-UZ"/>
+        </w:rPr>
+        <w:t xml:space="preserve">дларга эга эканлиигимни маълум </w:t>
+      </w:r>
+      <w:r>
+        <w:rPr>
+          <w:lang w:val="uz-Cyrl-UZ"/>
+        </w:rPr>
+        <w:t>қ</w:t>
+      </w:r>
+      <w:r>
+        <w:rPr>
+          <w:lang w:val="uz-Cyrl-UZ"/>
+        </w:rPr>
+        <w:t xml:space="preserve">иламан. </w:t>
+      </w:r>
+    </w:p>
+    <w:p>
+      <w:pPr>
+        <w:ind w:firstLine="708"/>
+        <w:jc w:val="both"/>
+        <w:rPr>
+          <w:lang w:val="uz-Cyrl-UZ"/>
+        </w:rPr>
+      </w:pPr>
+      <w:r>
+        <w:rPr>
+          <w:b/>
+          <w:lang w:val="uz-Cyrl-UZ"/>
+        </w:rPr>
+        <w:t>«</w:t>
+      </w:r>
+      <w:r>
+        <w:rPr>
+          <w:b/>
+          <w:lang w:val="uz-Cyrl-UZ"/>
+        </w:rPr>
+        <w:t>Микрок</w:t>
+      </w:r>
+      <w:r>
+        <w:rPr>
+          <w:b/>
+          <w:lang w:val="uz-Cyrl-UZ"/>
+        </w:rPr>
+        <w:t>арз</w:t>
+      </w:r>
+      <w:r>
+        <w:rPr>
+          <w:b/>
+          <w:lang w:val="uz-Cyrl-UZ"/>
+        </w:rPr>
+        <w:t>»</w:t>
+      </w:r>
+      <w:r>
+        <w:rPr>
+          <w:lang w:val="uz-Cyrl-UZ"/>
+        </w:rPr>
+        <w:t>ни</w:t>
+      </w:r>
+      <w:r>
+        <w:rPr>
+          <w:lang w:val="uz-Cyrl-UZ"/>
+        </w:rPr>
+        <w:t xml:space="preserve"> </w:t>
+      </w:r>
+      <w:r>
+        <w:rPr>
+          <w:lang w:val="uz-Cyrl-UZ"/>
+        </w:rPr>
+        <w:t>қ</w:t>
+      </w:r>
+      <w:r>
+        <w:rPr>
+          <w:lang w:val="uz-Cyrl-UZ"/>
+        </w:rPr>
+        <w:t xml:space="preserve">айтарилишини </w:t>
+      </w:r>
+      <w:r>
+        <w:rPr>
+          <w:lang w:val="uz-Cyrl-UZ"/>
+        </w:rPr>
+        <w:t xml:space="preserve">кафолатлаш ва </w:t>
+      </w:r>
+      <w:r>
+        <w:rPr>
+          <w:lang w:val="uz-Cyrl-UZ"/>
+        </w:rPr>
+        <w:t xml:space="preserve">таъминлаш </w:t>
+      </w:r>
+      <w:r>
+        <w:rPr>
+          <w:lang w:val="uz-Cyrl-UZ"/>
+        </w:rPr>
+        <w:t xml:space="preserve">учун </w:t>
+      </w:r>
+      <w:bookmarkStart w:id="5" w:name="namezal01"/>
+      <w:bookmarkEnd w:id="5"/>
+      <w:r>
+        <w:rPr>
+          <w:b/>
+          <w:color w:val="FF0000"/>
+          <w:lang w:val="uz-Cyrl-UZ"/>
+        </w:rPr>
+        <w:t>{{ garov_mulki }}ни гаровга такдим этаман</w:t>
+      </w:r>
+      <w:r>
+        <w:rPr>
+          <w:b/>
+          <w:color w:val="FF0000"/>
+          <w:lang w:val="uz-Cyrl-UZ"/>
+        </w:rPr>
+      </w:r>
+      <w:r>
+        <w:rPr>
+          <w:lang w:val="uz-Cyrl-UZ"/>
+        </w:rPr>
+      </w:r>
+      <w:r>
+        <w:rPr>
+          <w:lang w:val="uz-Cyrl-UZ"/>
+        </w:rPr>
+      </w:r>
+      <w:r>
+        <w:rPr>
+          <w:lang w:val="uz-Cyrl-UZ"/>
+        </w:rPr>
+      </w:r>
+      <w:r>
+        <w:rPr>
+          <w:lang w:val="uz-Cyrl-UZ"/>
+        </w:rPr>
+      </w:r>
+      <w:r>
+        <w:rPr>
+          <w:lang w:val="uz-Cyrl-UZ"/>
+        </w:rPr>
+      </w:r>
+      <w:r>
+        <w:rPr>
+          <w:lang w:val="uz-Cyrl-UZ"/>
+        </w:rPr>
+      </w:r>
+      <w:r>
+        <w:rPr>
+          <w:lang w:val="uz-Cyrl-UZ"/>
+        </w:rPr>
+      </w:r>
+      <w:r>
+        <w:rPr>
+          <w:lang w:val="uz-Cyrl-UZ"/>
+        </w:rPr>
+      </w:r>
+      <w:r>
+        <w:rPr>
+          <w:lang w:val="uz-Cyrl-UZ"/>
+        </w:rPr>
+      </w:r>
+      <w:r>
+        <w:rPr>
+          <w:lang w:val="uz-Cyrl-UZ"/>
+        </w:rPr>
+        <w:t xml:space="preserve"> </w:t>
+      </w:r>
+    </w:p>
+    <w:p>
+      <w:pPr>
+        <w:ind w:firstLine="708"/>
+        <w:jc w:val="both"/>
+      </w:pPr>
+      <w:r>
+        <w:t xml:space="preserve">Мен </w:t>
+      </w:r>
+      <w:proofErr w:type="spellStart"/>
+      <w:r>
+        <w:t>олган</w:t>
+      </w:r>
+      <w:proofErr w:type="spellEnd"/>
+      <w:r>
+        <w:t xml:space="preserve"> </w:t>
+      </w:r>
+      <w:proofErr w:type="spellStart"/>
+      <w:r>
+        <w:t>кредитни</w:t>
+      </w:r>
+      <w:proofErr w:type="spellEnd"/>
+      <w:r>
+        <w:t xml:space="preserve"> </w:t>
+      </w:r>
+      <w:r>
+        <w:t>«</w:t>
+      </w:r>
+      <w:proofErr w:type="spellStart"/>
+      <w:r>
+        <w:rPr>
+          <w:b/>
+        </w:rPr>
+        <w:t>Микрокарз</w:t>
+      </w:r>
+      <w:proofErr w:type="spellEnd"/>
+      <w:r>
+        <w:t xml:space="preserve"> </w:t>
+      </w:r>
+      <w:proofErr w:type="spellStart"/>
+      <w:r>
+        <w:t>шартномаси</w:t>
+      </w:r>
+      <w:r>
+        <w:t>»</w:t>
+      </w:r>
+      <w:r>
+        <w:t>нинг</w:t>
+      </w:r>
+      <w:proofErr w:type="spellEnd"/>
+      <w:r>
+        <w:t xml:space="preserve"> 1-иловасиги </w:t>
+      </w:r>
+      <w:proofErr w:type="spellStart"/>
+      <w:r>
+        <w:t>мувофик</w:t>
+      </w:r>
+      <w:proofErr w:type="spellEnd"/>
+      <w:r>
+        <w:t xml:space="preserve"> </w:t>
+      </w:r>
+      <w:proofErr w:type="spellStart"/>
+      <w:r>
+        <w:t>яъни</w:t>
+      </w:r>
+      <w:proofErr w:type="spellEnd"/>
+      <w:r>
+        <w:t xml:space="preserve"> </w:t>
+      </w:r>
+      <w:r>
+        <w:t xml:space="preserve"> </w:t>
+      </w:r>
+      <w:proofErr w:type="spellStart"/>
+      <w:r>
+        <w:t>микрок</w:t>
+      </w:r>
+      <w:r>
+        <w:t>редитни</w:t>
+      </w:r>
+      <w:proofErr w:type="spellEnd"/>
+      <w:r>
+        <w:t xml:space="preserve">  </w:t>
+      </w:r>
+      <w:r>
+        <w:rPr>
+          <w:lang w:val="uz-Cyrl-UZ"/>
+        </w:rPr>
+        <w:t>қ</w:t>
+      </w:r>
+      <w:proofErr w:type="spellStart"/>
+      <w:r>
+        <w:t>айтариш</w:t>
+      </w:r>
+      <w:proofErr w:type="spellEnd"/>
+      <w:r>
+        <w:t xml:space="preserve"> </w:t>
+      </w:r>
+      <w:r>
+        <w:rPr>
+          <w:lang w:val="uz-Cyrl-UZ"/>
+        </w:rPr>
+        <w:t>жадвал</w:t>
+      </w:r>
+      <w:r>
+        <w:t>и</w:t>
+      </w:r>
+      <w:r>
+        <w:t>га</w:t>
+      </w:r>
+      <w:r>
+        <w:rPr>
+          <w:lang w:val="uz-Cyrl-UZ"/>
+        </w:rPr>
+        <w:t xml:space="preserve"> асос</w:t>
+      </w:r>
+      <w:r>
+        <w:t>ан</w:t>
+      </w:r>
+      <w:r>
+        <w:rPr>
+          <w:lang w:val="uz-Cyrl-UZ"/>
+        </w:rPr>
+        <w:t xml:space="preserve"> </w:t>
+      </w:r>
+      <w:r>
+        <w:rPr>
+          <w:lang w:val="uz-Cyrl-UZ"/>
+        </w:rPr>
+        <w:t>ў</w:t>
+      </w:r>
+      <w:r>
+        <w:t xml:space="preserve">з </w:t>
+      </w:r>
+      <w:proofErr w:type="spellStart"/>
+      <w:r>
+        <w:t>ва</w:t>
+      </w:r>
+      <w:proofErr w:type="spellEnd"/>
+      <w:r>
+        <w:rPr>
+          <w:lang w:val="uz-Cyrl-UZ"/>
+        </w:rPr>
+        <w:t>қ</w:t>
+      </w:r>
+      <w:proofErr w:type="spellStart"/>
+      <w:r>
+        <w:t>тида</w:t>
+      </w:r>
+      <w:proofErr w:type="spellEnd"/>
+      <w:r>
+        <w:rPr>
+          <w:lang w:val="uz-Cyrl-UZ"/>
+        </w:rPr>
+        <w:t xml:space="preserve"> қ</w:t>
+      </w:r>
+      <w:proofErr w:type="spellStart"/>
+      <w:r>
+        <w:t>айтарилишини</w:t>
+      </w:r>
+      <w:proofErr w:type="spellEnd"/>
+      <w:r>
+        <w:t xml:space="preserve"> </w:t>
+      </w:r>
+      <w:proofErr w:type="spellStart"/>
+      <w:r>
+        <w:t>кафолатлайман</w:t>
+      </w:r>
+      <w:proofErr w:type="spellEnd"/>
+      <w:r>
+        <w:t>.</w:t>
+      </w:r>
+      <w:r>
+        <w:t xml:space="preserve"> </w:t>
+      </w:r>
+      <w:proofErr w:type="spellStart"/>
+      <w:r>
+        <w:rPr>
+          <w:b/>
+          <w:u w:val="single"/>
+        </w:rPr>
+        <w:t>Агар</w:t>
+      </w:r>
+      <w:proofErr w:type="spellEnd"/>
+      <w:r>
+        <w:rPr>
+          <w:b/>
+          <w:u w:val="single"/>
+        </w:rPr>
+        <w:t xml:space="preserve"> </w:t>
+      </w:r>
+      <w:proofErr w:type="spellStart"/>
+      <w:r>
+        <w:rPr>
+          <w:b/>
+          <w:u w:val="single"/>
+        </w:rPr>
+        <w:t>олган</w:t>
+      </w:r>
+      <w:proofErr w:type="spellEnd"/>
+      <w:r>
+        <w:rPr>
+          <w:b/>
+        </w:rPr>
+        <w:t xml:space="preserve"> </w:t>
+      </w:r>
+      <w:r>
+        <w:rPr>
+          <w:b/>
+          <w:lang w:val="uz-Cyrl-UZ"/>
+        </w:rPr>
+        <w:t>к</w:t>
+      </w:r>
+      <w:r>
+        <w:rPr>
+          <w:b/>
+          <w:lang w:val="uz-Cyrl-UZ"/>
+        </w:rPr>
+        <w:t>редит</w:t>
+      </w:r>
+      <w:r>
+        <w:rPr>
+          <w:b/>
+          <w:u w:val="single"/>
+        </w:rPr>
+        <w:t xml:space="preserve"> </w:t>
+      </w:r>
+      <w:r>
+        <w:rPr>
+          <w:b/>
+          <w:u w:val="single"/>
+          <w:lang w:val="uz-Cyrl-UZ"/>
+        </w:rPr>
+        <w:t>фоизи</w:t>
+      </w:r>
+      <w:r>
+        <w:rPr>
+          <w:b/>
+          <w:u w:val="single"/>
+        </w:rPr>
+        <w:t xml:space="preserve"> </w:t>
+      </w:r>
+      <w:proofErr w:type="spellStart"/>
+      <w:r>
+        <w:rPr>
+          <w:b/>
+          <w:u w:val="single"/>
+        </w:rPr>
+        <w:t>ва</w:t>
+      </w:r>
+      <w:proofErr w:type="spellEnd"/>
+      <w:r>
+        <w:rPr>
+          <w:b/>
+          <w:u w:val="single"/>
+        </w:rPr>
+        <w:t xml:space="preserve"> </w:t>
+      </w:r>
+      <w:proofErr w:type="spellStart"/>
+      <w:r>
+        <w:rPr>
+          <w:b/>
+          <w:u w:val="single"/>
+        </w:rPr>
+        <w:t>жами</w:t>
+      </w:r>
+      <w:proofErr w:type="spellEnd"/>
+      <w:r>
+        <w:rPr>
+          <w:b/>
+          <w:u w:val="single"/>
+        </w:rPr>
+        <w:t xml:space="preserve"> тулов </w:t>
+      </w:r>
+      <w:proofErr w:type="spellStart"/>
+      <w:r>
+        <w:rPr>
+          <w:b/>
+          <w:u w:val="single"/>
+        </w:rPr>
+        <w:t>суммаси</w:t>
+      </w:r>
+      <w:r>
+        <w:rPr>
+          <w:b/>
+          <w:u w:val="single"/>
+        </w:rPr>
+        <w:t>ни</w:t>
+      </w:r>
+      <w:proofErr w:type="spellEnd"/>
+      <w:r>
+        <w:rPr>
+          <w:b/>
+          <w:u w:val="single"/>
+        </w:rPr>
+        <w:t xml:space="preserve"> </w:t>
+      </w:r>
+      <w:r>
+        <w:rPr>
+          <w:b/>
+          <w:u w:val="single"/>
+          <w:lang w:val="uz-Cyrl-UZ"/>
+        </w:rPr>
+        <w:t>ў</w:t>
+      </w:r>
+      <w:r>
+        <w:rPr>
+          <w:b/>
+          <w:u w:val="single"/>
+        </w:rPr>
+        <w:t xml:space="preserve">з </w:t>
+      </w:r>
+      <w:proofErr w:type="spellStart"/>
+      <w:r>
+        <w:rPr>
+          <w:b/>
+          <w:u w:val="single"/>
+        </w:rPr>
+        <w:t>ва</w:t>
+      </w:r>
+      <w:proofErr w:type="spellEnd"/>
+      <w:r>
+        <w:rPr>
+          <w:b/>
+          <w:u w:val="single"/>
+          <w:lang w:val="uz-Cyrl-UZ"/>
+        </w:rPr>
+        <w:t>қ</w:t>
+      </w:r>
+      <w:proofErr w:type="spellStart"/>
+      <w:r>
+        <w:rPr>
+          <w:b/>
+          <w:u w:val="single"/>
+        </w:rPr>
+        <w:t>тида</w:t>
+      </w:r>
+      <w:proofErr w:type="spellEnd"/>
+      <w:r>
+        <w:rPr>
+          <w:b/>
+          <w:u w:val="single"/>
+          <w:lang w:val="uz-Cyrl-UZ"/>
+        </w:rPr>
+        <w:t xml:space="preserve"> қ</w:t>
+      </w:r>
+      <w:proofErr w:type="spellStart"/>
+      <w:r>
+        <w:rPr>
+          <w:b/>
+          <w:u w:val="single"/>
+        </w:rPr>
+        <w:t>айтар</w:t>
+      </w:r>
+      <w:proofErr w:type="spellEnd"/>
+      <w:r>
+        <w:rPr>
+          <w:b/>
+          <w:u w:val="single"/>
+          <w:lang w:val="uz-Cyrl-UZ"/>
+        </w:rPr>
+        <w:t>масам</w:t>
+      </w:r>
+      <w:r>
+        <w:rPr>
+          <w:b/>
+          <w:u w:val="single"/>
+        </w:rPr>
+        <w:t xml:space="preserve">, у </w:t>
+      </w:r>
+      <w:r>
+        <w:rPr>
+          <w:b/>
+          <w:u w:val="single"/>
+          <w:lang w:val="uz-Cyrl-UZ"/>
+        </w:rPr>
+        <w:t>ҳ</w:t>
+      </w:r>
+      <w:proofErr w:type="spellStart"/>
+      <w:r>
+        <w:rPr>
+          <w:b/>
+          <w:u w:val="single"/>
+        </w:rPr>
+        <w:t>олда</w:t>
+      </w:r>
+      <w:proofErr w:type="spellEnd"/>
+      <w:r>
+        <w:rPr>
+          <w:b/>
+          <w:u w:val="single"/>
+        </w:rPr>
+        <w:t xml:space="preserve"> </w:t>
+      </w:r>
+      <w:r>
+        <w:rPr>
+          <w:b/>
+          <w:u w:val="single"/>
+        </w:rPr>
+        <w:t>«</w:t>
+      </w:r>
+      <w:proofErr w:type="spellStart"/>
+      <w:r>
+        <w:rPr>
+          <w:b/>
+          <w:u w:val="single"/>
+        </w:rPr>
+        <w:t>Гаров</w:t>
+      </w:r>
+      <w:proofErr w:type="spellEnd"/>
+      <w:r>
+        <w:rPr>
+          <w:b/>
+          <w:u w:val="single"/>
+        </w:rPr>
+        <w:t xml:space="preserve"> </w:t>
+      </w:r>
+      <w:proofErr w:type="spellStart"/>
+      <w:r>
+        <w:rPr>
+          <w:b/>
+          <w:u w:val="single"/>
+        </w:rPr>
+        <w:t>шартномаси»</w:t>
+      </w:r>
+      <w:r>
+        <w:rPr>
+          <w:b/>
+          <w:u w:val="single"/>
+        </w:rPr>
+        <w:t>га</w:t>
+      </w:r>
+      <w:proofErr w:type="spellEnd"/>
+      <w:r>
+        <w:rPr>
+          <w:b/>
+          <w:u w:val="single"/>
+        </w:rPr>
+        <w:t xml:space="preserve"> </w:t>
+      </w:r>
+      <w:proofErr w:type="spellStart"/>
+      <w:r>
+        <w:rPr>
+          <w:b/>
+          <w:u w:val="single"/>
+        </w:rPr>
+        <w:t>асосан</w:t>
+      </w:r>
+      <w:proofErr w:type="spellEnd"/>
+      <w:r>
+        <w:rPr>
+          <w:b/>
+          <w:u w:val="single"/>
+        </w:rPr>
+        <w:t xml:space="preserve"> </w:t>
+      </w:r>
+      <w:r>
+        <w:rPr>
+          <w:b/>
+          <w:u w:val="single"/>
+        </w:rPr>
+        <w:t xml:space="preserve">мен </w:t>
+      </w:r>
+      <w:proofErr w:type="spellStart"/>
+      <w:r>
+        <w:rPr>
+          <w:b/>
+          <w:u w:val="single"/>
+        </w:rPr>
+        <w:t>гаровга</w:t>
+      </w:r>
+      <w:proofErr w:type="spellEnd"/>
+      <w:r>
+        <w:rPr>
+          <w:b/>
+          <w:u w:val="single"/>
+        </w:rPr>
+        <w:t xml:space="preserve"> </w:t>
+      </w:r>
+      <w:r>
+        <w:rPr>
+          <w:b/>
+          <w:u w:val="single"/>
+          <w:lang w:val="uz-Cyrl-UZ"/>
+        </w:rPr>
+        <w:t>қў</w:t>
+      </w:r>
+      <w:proofErr w:type="spellStart"/>
+      <w:r>
+        <w:rPr>
+          <w:b/>
+          <w:u w:val="single"/>
+        </w:rPr>
+        <w:t>йган</w:t>
+      </w:r>
+      <w:proofErr w:type="spellEnd"/>
+      <w:r>
+        <w:rPr>
+          <w:b/>
+          <w:u w:val="single"/>
+        </w:rPr>
+        <w:t xml:space="preserve"> </w:t>
+      </w:r>
+      <w:proofErr w:type="spellStart"/>
+      <w:r>
+        <w:rPr>
+          <w:b/>
+          <w:u w:val="single"/>
+        </w:rPr>
+        <w:t>мулкимни</w:t>
+      </w:r>
+      <w:proofErr w:type="spellEnd"/>
+      <w:r>
+        <w:rPr>
+          <w:b/>
+          <w:u w:val="single"/>
+        </w:rPr>
+        <w:t xml:space="preserve"> </w:t>
+      </w:r>
+      <w:proofErr w:type="spellStart"/>
+      <w:r>
+        <w:rPr>
+          <w:b/>
+          <w:u w:val="single"/>
+        </w:rPr>
+        <w:t>менинг</w:t>
+      </w:r>
+      <w:proofErr w:type="spellEnd"/>
+      <w:r>
+        <w:rPr>
+          <w:b/>
+          <w:u w:val="single"/>
+        </w:rPr>
+        <w:t xml:space="preserve"> </w:t>
+      </w:r>
+      <w:proofErr w:type="spellStart"/>
+      <w:r>
+        <w:rPr>
+          <w:b/>
+          <w:u w:val="single"/>
+        </w:rPr>
+        <w:t>розилигимсиз</w:t>
+      </w:r>
+      <w:proofErr w:type="spellEnd"/>
+      <w:r>
+        <w:rPr>
+          <w:b/>
+          <w:u w:val="single"/>
+        </w:rPr>
+        <w:t xml:space="preserve"> </w:t>
+      </w:r>
+      <w:proofErr w:type="spellStart"/>
+      <w:r>
+        <w:rPr>
+          <w:b/>
+          <w:u w:val="single"/>
+        </w:rPr>
+        <w:t>ва</w:t>
+      </w:r>
+      <w:proofErr w:type="spellEnd"/>
+      <w:r>
+        <w:rPr>
+          <w:b/>
+          <w:u w:val="single"/>
+        </w:rPr>
+        <w:t xml:space="preserve"> </w:t>
+      </w:r>
+      <w:proofErr w:type="spellStart"/>
+      <w:r>
+        <w:rPr>
+          <w:b/>
+          <w:u w:val="single"/>
+        </w:rPr>
+        <w:t>иштирокимсиз</w:t>
+      </w:r>
+      <w:proofErr w:type="spellEnd"/>
+      <w:r>
+        <w:rPr>
+          <w:b/>
+          <w:u w:val="single"/>
+        </w:rPr>
+        <w:t xml:space="preserve"> </w:t>
+      </w:r>
+      <w:proofErr w:type="spellStart"/>
+      <w:r>
+        <w:rPr>
+          <w:b/>
+          <w:u w:val="single"/>
+        </w:rPr>
+        <w:t>сотишга</w:t>
+      </w:r>
+      <w:proofErr w:type="spellEnd"/>
+      <w:r>
+        <w:rPr>
+          <w:b/>
+          <w:u w:val="single"/>
+        </w:rPr>
+        <w:t xml:space="preserve"> </w:t>
+      </w:r>
+      <w:proofErr w:type="spellStart"/>
+      <w:r>
+        <w:rPr>
+          <w:b/>
+          <w:u w:val="single"/>
+        </w:rPr>
+        <w:t>эътироз</w:t>
+      </w:r>
+      <w:proofErr w:type="spellEnd"/>
+      <w:r>
+        <w:rPr>
+          <w:b/>
+          <w:u w:val="single"/>
+        </w:rPr>
+        <w:t xml:space="preserve"> </w:t>
+      </w:r>
+      <w:proofErr w:type="spellStart"/>
+      <w:r>
+        <w:rPr>
+          <w:b/>
+          <w:u w:val="single"/>
+        </w:rPr>
+        <w:t>билдирмайман</w:t>
+      </w:r>
+      <w:proofErr w:type="spellEnd"/>
+      <w:r>
+        <w:rPr>
+          <w:b/>
+          <w:u w:val="single"/>
+        </w:rPr>
+        <w:t xml:space="preserve"> </w:t>
+      </w:r>
+      <w:proofErr w:type="spellStart"/>
+      <w:r>
+        <w:rPr>
+          <w:b/>
+          <w:u w:val="single"/>
+        </w:rPr>
+        <w:t>ва</w:t>
+      </w:r>
+      <w:proofErr w:type="spellEnd"/>
+      <w:r>
+        <w:rPr>
+          <w:b/>
+          <w:u w:val="single"/>
+        </w:rPr>
+        <w:t xml:space="preserve"> </w:t>
+      </w:r>
+      <w:r>
+        <w:rPr>
+          <w:b/>
+        </w:rPr>
+        <w:t>м</w:t>
+      </w:r>
+      <w:r>
+        <w:rPr>
+          <w:b/>
+          <w:lang w:val="uz-Cyrl-UZ"/>
+        </w:rPr>
+        <w:t>икрокар</w:t>
+      </w:r>
+      <w:r>
+        <w:rPr>
+          <w:b/>
+        </w:rPr>
+        <w:t xml:space="preserve">з </w:t>
+      </w:r>
+      <w:r>
+        <w:rPr>
+          <w:b/>
+          <w:u w:val="single"/>
+          <w:lang w:val="uz-Cyrl-UZ"/>
+        </w:rPr>
+        <w:t>фоизларин</w:t>
+      </w:r>
+      <w:r>
+        <w:rPr>
+          <w:b/>
+          <w:u w:val="single"/>
+        </w:rPr>
+        <w:t>и</w:t>
+      </w:r>
+      <w:r>
+        <w:rPr>
+          <w:b/>
+          <w:u w:val="single"/>
+          <w:lang w:val="uz-Cyrl-UZ"/>
+        </w:rPr>
+        <w:t xml:space="preserve"> ва суммасини</w:t>
+      </w:r>
+      <w:r>
+        <w:rPr>
+          <w:b/>
+          <w:u w:val="single"/>
+        </w:rPr>
+        <w:t xml:space="preserve"> </w:t>
+      </w:r>
+      <w:r>
+        <w:rPr>
+          <w:b/>
+          <w:u w:val="single"/>
+          <w:lang w:val="uz-Cyrl-UZ"/>
+        </w:rPr>
+        <w:t>тўлашга</w:t>
+      </w:r>
+      <w:r>
+        <w:rPr>
+          <w:b/>
+          <w:u w:val="single"/>
+        </w:rPr>
+        <w:t xml:space="preserve"> й</w:t>
+      </w:r>
+      <w:r>
+        <w:rPr>
+          <w:b/>
+          <w:u w:val="single"/>
+          <w:lang w:val="uz-Cyrl-UZ"/>
+        </w:rPr>
+        <w:t>ў</w:t>
+      </w:r>
+      <w:proofErr w:type="spellStart"/>
+      <w:r>
+        <w:rPr>
+          <w:b/>
+          <w:u w:val="single"/>
+        </w:rPr>
+        <w:t>налтиришингизни</w:t>
+      </w:r>
+      <w:proofErr w:type="spellEnd"/>
+      <w:r>
+        <w:rPr>
+          <w:b/>
+          <w:u w:val="single"/>
+        </w:rPr>
+        <w:t xml:space="preserve"> </w:t>
+      </w:r>
+      <w:r>
+        <w:rPr>
+          <w:b/>
+          <w:u w:val="single"/>
+        </w:rPr>
+        <w:t>с</w:t>
+      </w:r>
+      <w:r>
+        <w:rPr>
+          <w:b/>
+          <w:u w:val="single"/>
+          <w:lang w:val="uz-Cyrl-UZ"/>
+        </w:rPr>
+        <w:t>ў</w:t>
+      </w:r>
+      <w:proofErr w:type="spellStart"/>
+      <w:r>
+        <w:rPr>
+          <w:b/>
+          <w:u w:val="single"/>
+        </w:rPr>
+        <w:t>райман</w:t>
+      </w:r>
+      <w:proofErr w:type="spellEnd"/>
+      <w:r>
+        <w:rPr>
+          <w:b/>
+          <w:i/>
+          <w:u w:val="single"/>
+        </w:rPr>
+        <w:t>.</w:t>
+      </w:r>
+      <w:r>
+        <w:t xml:space="preserve"> </w:t>
+      </w:r>
+      <w:r>
+        <w:t xml:space="preserve"> </w:t>
+      </w:r>
+    </w:p>
+    <w:p>
+      <w:pPr>
+        <w:rPr>
+          <w:sz w:val="16"/>
+          <w:szCs w:val="16"/>
+        </w:rPr>
+      </w:pPr>
+      <w:r>
+        <w:rPr>
+          <w:sz w:val="16"/>
+          <w:szCs w:val="16"/>
+        </w:rPr>
+        <w:tab/>
+      </w:r>
+    </w:p>
+    <w:tbl>
+      <w:tblPr>
+        <w:tblW w:w="0" w:type="auto"/>
+        <w:tblBorders>
+          <w:top w:val="single" w:sz="4" w:space="0" w:color="auto"/>
+          <w:left w:val="single" w:sz="4" w:space="0" w:color="auto"/>
+          <w:bottom w:val="single" w:sz="4" w:space="0" w:color="auto"/>
+          <w:right w:val="single" w:sz="4" w:space="0" w:color="auto"/>
+          <w:insideH w:val="single" w:sz="4" w:space="0" w:color="auto"/>
+          <w:insideV w:val="single" w:sz="4" w:space="0" w:color="auto"/>
+        </w:tblBorders>
+        <w:tblLayout w:type="fixed"/>
+        <w:tblLook w:val="01E0" w:firstRow="1" w:lastRow="1" w:firstColumn="1" w:lastColumn="1" w:noHBand="0" w:noVBand="0"/>
+      </w:tblPr>
+      <w:tblGrid>
+        <w:gridCol w:w="2276"/>
+        <w:gridCol w:w="667"/>
+        <w:gridCol w:w="284"/>
+        <w:gridCol w:w="1559"/>
+        <w:gridCol w:w="5387"/>
+      </w:tblGrid>
+      <w:tr>
+        <w:tc>
+          <w:tcPr>
+            <w:tcW w:w="2276" w:type="dxa"/>
+            <w:tcBorders>
+              <w:top w:val="nil"/>
+              <w:left w:val="nil"/>
+              <w:bottom w:val="nil"/>
+              <w:right w:val="single" w:sz="4" w:space="0" w:color="auto"/>
+            </w:tcBorders>
+          </w:tcPr>
+          <w:p>
+            <w:pPr>
+              <w:rPr>
+                <w:lang w:val="uz-Cyrl-UZ"/>
+              </w:rPr>
+            </w:pPr>
+            <w:r>
+              <w:rPr>
+                <w:lang w:val="uz-Cyrl-UZ"/>
+              </w:rPr>
+              <w:t>П</w:t>
+            </w:r>
+            <w:proofErr w:type="spellStart"/>
+            <w:r>
+              <w:t>аспортим</w:t>
+            </w:r>
+            <w:proofErr w:type="spellEnd"/>
+            <w:r>
+              <w:t xml:space="preserve"> </w:t>
+            </w:r>
+            <w:proofErr w:type="spellStart"/>
+            <w:r>
+              <w:t>серияси</w:t>
+            </w:r>
+            <w:proofErr w:type="spellEnd"/>
+            <w:r>
+              <w:t xml:space="preserve">   </w:t>
+            </w:r>
+            <w:proofErr w:type="spellStart"/>
+            <w:r>
+              <w:t>ва</w:t>
+            </w:r>
+            <w:proofErr w:type="spellEnd"/>
+            <w:r>
+              <w:rPr>
+                <w:lang w:val="uz-Cyrl-UZ"/>
+              </w:rPr>
+              <w:t xml:space="preserve"> рақами</w:t>
+            </w:r>
+            <w:r>
+              <w:t xml:space="preserve"> </w:t>
+            </w:r>
+            <w:r>
+              <w:t xml:space="preserve"> </w:t>
+            </w:r>
+          </w:p>
+        </w:tc>
+        <w:tc>
+          <w:tcPr>
+            <w:tcW w:w="667" w:type="dxa"/>
+            <w:tcBorders>
+              <w:left w:val="single" w:sz="4" w:space="0" w:color="auto"/>
+              <w:right w:val="single" w:sz="4" w:space="0" w:color="auto"/>
+            </w:tcBorders>
+          </w:tcPr>
+          <w:p>
+            <w:pPr>
+              <w:rPr>
+                <w:lang w:val="en-US"/>
+              </w:rPr>
+            </w:pPr>
+            <w:bookmarkStart w:id="6" w:name="pasp1"/>
+            <w:bookmarkEnd w:id="6"/>
+            <w:r>
+              <w:rPr>
+                <w:color w:val="FF0000"/>
+                <w:lang w:val="uz-Cyrl-UZ"/>
+              </w:rPr>
+              <w:t>{{ pasport_seriya }}</w:t>
+            </w:r>
+            <w:r>
+              <w:rPr>
+                <w:color w:val="FF0000"/>
+                <w:lang w:val="en-US"/>
+              </w:rPr>
+            </w:r>
+          </w:p>
+        </w:tc>
+        <w:tc>
+          <w:tcPr>
+            <w:tcW w:w="284" w:type="dxa"/>
+            <w:tcBorders>
+              <w:top w:val="nil"/>
+              <w:left w:val="single" w:sz="4" w:space="0" w:color="auto"/>
+              <w:bottom w:val="nil"/>
+              <w:right w:val="single" w:sz="4" w:space="0" w:color="auto"/>
+            </w:tcBorders>
+          </w:tcPr>
+          <w:p/>
+        </w:tc>
+        <w:tc>
+          <w:tcPr>
+            <w:tcW w:w="1559" w:type="dxa"/>
+            <w:tcBorders>
+              <w:left w:val="single" w:sz="4" w:space="0" w:color="auto"/>
+            </w:tcBorders>
+          </w:tcPr>
+          <w:p>
+            <w:pPr>
+              <w:rPr>
+                <w:lang w:val="en-US"/>
+              </w:rPr>
+            </w:pPr>
+            <w:bookmarkStart w:id="7" w:name="pasp_dats1"/>
+            <w:bookmarkEnd w:id="7"/>
+            <w:r>
+              <w:rPr>
+                <w:color w:val="FF0000"/>
+                <w:lang w:val="uz-Cyrl-UZ"/>
+              </w:rPr>
+              <w:t>№ {{ pasport_soni }}</w:t>
+            </w:r>
+            <w:r>
+              <w:rPr>
+                <w:color w:val="FF0000"/>
+                <w:lang w:val="uz-Cyrl-UZ"/>
+              </w:rPr>
+            </w:r>
+            <w:r>
+              <w:rPr>
+                <w:color w:val="FF0000"/>
+                <w:lang w:val="en-US"/>
+              </w:rPr>
+            </w:r>
+          </w:p>
+        </w:tc>
+        <w:tc>
+          <w:tcPr>
+            <w:tcW w:w="5387" w:type="dxa"/>
+            <w:shd w:val="clear" w:color="auto" w:fill="auto"/>
+          </w:tcPr>
+          <w:p>
+            <w:pPr>
+              <w:rPr>
+                <w:color w:val="FF0000"/>
+              </w:rPr>
+            </w:pPr>
+            <w:r>
+              <w:rPr>
+                <w:color w:val="FF0000"/>
+              </w:rPr>
+              <w:t>{{ pasport_sana }}-йилда, {{ pasport_viloyat }} {{ pasport_bolim }} - сонли ИИВ томонидан берилган</w:t>
+            </w:r>
+            <w:r>
+              <w:rPr>
+                <w:color w:val="FF0000"/>
+              </w:rPr>
+            </w:r>
+            <w:r>
+              <w:rPr>
+                <w:color w:val="FF0000"/>
+              </w:rPr>
+            </w:r>
+            <w:r>
+              <w:rPr>
+                <w:color w:val="FF0000"/>
+              </w:rPr>
+            </w:r>
+            <w:r>
+              <w:rPr>
+                <w:color w:val="FF0000"/>
+              </w:rPr>
+            </w:r>
+            <w:r>
+              <w:rPr>
+                <w:color w:val="FF0000"/>
+              </w:rPr>
+            </w:r>
+            <w:r>
+              <w:rPr>
+                <w:color w:val="FF0000"/>
+              </w:rPr>
+            </w:r>
+            <w:r>
+              <w:rPr>
+                <w:color w:val="FF0000"/>
+              </w:rPr>
+            </w:r>
+            <w:r>
+              <w:rPr>
+                <w:color w:val="FF0000"/>
+              </w:rPr>
+            </w:r>
+            <w:r>
+              <w:rPr>
+                <w:color w:val="FF0000"/>
+              </w:rPr>
+            </w:r>
+            <w:r>
+              <w:rPr>
+                <w:color w:val="FF0000"/>
+              </w:rPr>
+            </w:r>
+            <w:proofErr w:type="spellStart"/>
+            <w:r>
+              <w:rPr>
+                <w:color w:val="FF0000"/>
+              </w:rPr>
+            </w:r>
+            <w:proofErr w:type="spellEnd"/>
+            <w:r>
+              <w:rPr>
+                <w:color w:val="FF0000"/>
+              </w:rPr>
+            </w:r>
+            <w:proofErr w:type="spellStart"/>
+            <w:r>
+              <w:rPr>
+                <w:color w:val="FF0000"/>
+              </w:rPr>
+            </w:r>
+            <w:proofErr w:type="spellEnd"/>
+            <w:r>
+              <w:rPr>
+                <w:color w:val="FF0000"/>
+              </w:rPr>
+            </w:r>
+            <w:r>
+              <w:rPr>
+                <w:color w:val="FF0000"/>
+              </w:rPr>
+            </w:r>
+            <w:r>
+              <w:rPr>
+                <w:color w:val="FF0000"/>
+              </w:rPr>
+            </w:r>
+            <w:proofErr w:type="spellStart"/>
+            <w:r>
+              <w:rPr>
+                <w:color w:val="FF0000"/>
+              </w:rPr>
+            </w:r>
+            <w:proofErr w:type="spellEnd"/>
+            <w:r>
+              <w:rPr>
+                <w:color w:val="FF0000"/>
+              </w:rPr>
+            </w:r>
+            <w:r>
+              <w:rPr>
+                <w:color w:val="FF0000"/>
+              </w:rPr>
+            </w:r>
+            <w:proofErr w:type="spellStart"/>
+            <w:r>
+              <w:rPr>
+                <w:color w:val="FF0000"/>
+              </w:rPr>
+            </w:r>
+            <w:proofErr w:type="spellEnd"/>
+            <w:r>
+              <w:rPr>
+                <w:color w:val="FF0000"/>
+              </w:rPr>
+            </w:r>
+            <w:proofErr w:type="spellStart"/>
+            <w:r>
+              <w:rPr>
+                <w:color w:val="FF0000"/>
+              </w:rPr>
+            </w:r>
+            <w:proofErr w:type="spellEnd"/>
+          </w:p>
+        </w:tc>
+      </w:tr>
+    </w:tbl>
+    <w:p>
+      <w:pPr>
+        <w:tabs>
+          <w:tab w:val="left" w:pos="2926"/>
+        </w:tabs>
+      </w:pPr>
+      <w:r>
+        <w:tab/>
+      </w:r>
+    </w:p>
+    <w:p>
+      <w:bookmarkStart w:id="8" w:name="pasp_kem1"/>
+      <w:bookmarkEnd w:id="8"/>
+    </w:p>
+    <w:p>
+      <w:pPr>
+        <w:tabs>
+          <w:tab w:val="left" w:pos="1080"/>
+        </w:tabs>
+        <w:jc w:val="both"/>
+        <w:rPr>
+          <w:color w:val="FF0000"/>
+          <w:u w:val="single"/>
+        </w:rPr>
+      </w:pPr>
+      <w:proofErr w:type="spellStart"/>
+      <w:r>
+        <w:t>Менинг доимий яшаш манзилим: {{ manzil }}</w:t>
+      </w:r>
+      <w:proofErr w:type="spellEnd"/>
+      <w:r/>
+      <w:proofErr w:type="spellStart"/>
+      <w:r/>
+      <w:proofErr w:type="spellEnd"/>
+      <w:r/>
+      <w:proofErr w:type="spellStart"/>
+      <w:r/>
+      <w:proofErr w:type="spellEnd"/>
+      <w:r/>
+      <w:proofErr w:type="spellStart"/>
+      <w:r/>
+      <w:proofErr w:type="spellEnd"/>
+      <w:r>
+        <w:rPr>
+          <w:color w:val="FF0000"/>
+          <w:u w:val="single"/>
+        </w:rPr>
+      </w:r>
+      <w:r>
+        <w:rPr>
+          <w:color w:val="FF0000"/>
+          <w:u w:val="single"/>
+        </w:rPr>
+      </w:r>
+      <w:proofErr w:type="spellStart"/>
+      <w:r>
+        <w:rPr>
+          <w:color w:val="FF0000"/>
+          <w:u w:val="single"/>
+        </w:rPr>
+      </w:r>
+      <w:proofErr w:type="spellEnd"/>
+      <w:r>
+        <w:rPr>
+          <w:color w:val="FF0000"/>
+          <w:u w:val="single"/>
+        </w:rPr>
+      </w:r>
+      <w:proofErr w:type="spellStart"/>
+      <w:r>
+        <w:rPr>
+          <w:color w:val="FF0000"/>
+          <w:u w:val="single"/>
+        </w:rPr>
+      </w:r>
+      <w:r>
+        <w:rPr>
+          <w:color w:val="FF0000"/>
+          <w:u w:val="single"/>
+        </w:rPr>
+      </w:r>
+      <w:proofErr w:type="spellEnd"/>
+      <w:r>
+        <w:rPr>
+          <w:color w:val="FF0000"/>
+          <w:u w:val="single"/>
+        </w:rPr>
+      </w:r>
+      <w:proofErr w:type="spellStart"/>
+      <w:r>
+        <w:rPr>
+          <w:color w:val="FF0000"/>
+          <w:u w:val="single"/>
+        </w:rPr>
+      </w:r>
+      <w:proofErr w:type="spellEnd"/>
+      <w:r>
+        <w:rPr>
+          <w:color w:val="FF0000"/>
+          <w:u w:val="single"/>
+        </w:rPr>
+      </w:r>
+      <w:r>
+        <w:rPr>
+          <w:color w:val="FF0000"/>
+          <w:u w:val="single"/>
+        </w:rPr>
+      </w:r>
+    </w:p>
+    <w:p>
+      <w:pPr>
+        <w:tabs>
+          <w:tab w:val="left" w:pos="1080"/>
+        </w:tabs>
+        <w:jc w:val="both"/>
+        <w:rPr>
+          <w:color w:val="C00000"/>
+          <w:sz w:val="22"/>
+          <w:szCs w:val="22"/>
+        </w:rPr>
+      </w:pPr>
+    </w:p>
+    <w:p>
+      <w:pPr>
+        <w:rPr>
+          <w:lang w:val="uz-Cyrl-UZ"/>
+        </w:rPr>
+      </w:pPr>
+      <w:r>
+        <w:t>Телефон ракам  1) {{ telefon }}</w:t>
+      </w:r>
+      <w:r/>
+      <w:r>
+        <w:rPr>
+          <w:lang w:val="uz-Cyrl-UZ"/>
+        </w:rPr>
+      </w:r>
+      <w:r>
+        <w:rPr>
+          <w:lang w:val="uz-Cyrl-UZ"/>
+        </w:rPr>
+      </w:r>
+      <w:r>
+        <w:rPr>
+          <w:lang w:val="uz-Cyrl-UZ"/>
+        </w:rPr>
+      </w:r>
+      <w:r>
+        <w:rPr>
+          <w:b/>
+          <w:color w:val="FF0000"/>
+          <w:lang w:val="en-US"/>
+        </w:rPr>
+        <w:t xml:space="preserve"> 2) _______________</w:t>
+      </w:r>
+      <w:r>
+        <w:rPr>
+          <w:b/>
+          <w:color w:val="FF0000"/>
+        </w:rPr>
+        <w:t>_____ 3) ___________________</w:t>
+      </w:r>
+    </w:p>
+    <w:p>
+      <w:pPr>
+        <w:rPr>
+          <w:lang w:val="uz-Cyrl-UZ"/>
+        </w:rPr>
+      </w:pPr>
+    </w:p>
+    <w:p>
+      <w:r>
+        <w:t xml:space="preserve"> </w:t>
+      </w:r>
+      <w:proofErr w:type="spellStart"/>
+      <w:r>
+        <w:t>Менинг</w:t>
+      </w:r>
+      <w:proofErr w:type="spellEnd"/>
+      <w:r>
+        <w:t xml:space="preserve"> </w:t>
+      </w:r>
+      <w:proofErr w:type="spellStart"/>
+      <w:r>
+        <w:t>иш</w:t>
+      </w:r>
+      <w:proofErr w:type="spellEnd"/>
+      <w:r>
+        <w:t xml:space="preserve"> </w:t>
+      </w:r>
+      <w:proofErr w:type="spellStart"/>
+      <w:r>
+        <w:t>жойим</w:t>
+      </w:r>
+      <w:proofErr w:type="spellEnd"/>
+      <w:r>
+        <w:t xml:space="preserve"> </w:t>
+      </w:r>
+      <w:proofErr w:type="spellStart"/>
+      <w:r>
+        <w:t>ва</w:t>
+      </w:r>
+      <w:proofErr w:type="spellEnd"/>
+      <w:r>
+        <w:t xml:space="preserve"> </w:t>
+      </w:r>
+      <w:proofErr w:type="spellStart"/>
+      <w:r>
+        <w:t>унинг</w:t>
+      </w:r>
+      <w:proofErr w:type="spellEnd"/>
+      <w:r>
+        <w:t xml:space="preserve"> </w:t>
+      </w:r>
+      <w:proofErr w:type="spellStart"/>
+      <w:r>
+        <w:t>манзили</w:t>
+      </w:r>
+      <w:proofErr w:type="spellEnd"/>
+      <w:r>
+        <w:t>:</w:t>
+      </w:r>
+      <w:r>
+        <w:t xml:space="preserve"> </w:t>
+      </w:r>
+      <w:r>
+        <w:t>_____________________________________</w:t>
+      </w:r>
+      <w:r>
+        <w:t>_____</w:t>
+      </w:r>
+      <w:r>
+        <w:t>_________</w:t>
+      </w:r>
+    </w:p>
+    <w:p/>
+    <w:p>
+      <w:pPr>
+        <w:rPr>
+          <w:sz w:val="16"/>
+          <w:szCs w:val="16"/>
+          <w:lang w:val="uz-Cyrl-UZ"/>
+        </w:rPr>
+      </w:pPr>
+    </w:p>
+    <w:p>
+      <w:pPr>
+        <w:ind w:firstLine="708"/>
+        <w:jc w:val="both"/>
+        <w:rPr>
+          <w:lang w:val="uz-Cyrl-UZ"/>
+        </w:rPr>
+      </w:pPr>
+      <w:r>
+        <w:rPr>
+          <w:lang w:val="uz-Cyrl-UZ"/>
+        </w:rPr>
+        <w:t>Мен Ў</w:t>
+      </w:r>
+      <w:r>
+        <w:rPr>
+          <w:lang w:val="uz-Cyrl-UZ"/>
+        </w:rPr>
+        <w:t>збекисто</w:t>
+      </w:r>
+      <w:r>
+        <w:rPr>
+          <w:lang w:val="uz-Cyrl-UZ"/>
+        </w:rPr>
+        <w:t>н Республикаси “</w:t>
+      </w:r>
+      <w:r>
+        <w:rPr>
+          <w:lang w:val="uz-Cyrl-UZ"/>
+        </w:rPr>
+        <w:t>Нобанк кредит ташкилотлари ва микромолиялаштириш фаолияти</w:t>
+      </w:r>
+      <w:r>
+        <w:rPr>
+          <w:lang w:val="uz-Cyrl-UZ"/>
+        </w:rPr>
+        <w:t xml:space="preserve"> тўғрисида”ги қ</w:t>
+      </w:r>
+      <w:r>
+        <w:rPr>
+          <w:lang w:val="uz-Cyrl-UZ"/>
+        </w:rPr>
+        <w:t xml:space="preserve">онунлари ва </w:t>
+      </w:r>
+      <w:r>
+        <w:rPr>
+          <w:sz w:val="28"/>
+          <w:szCs w:val="28"/>
+          <w:lang w:val="uz-Cyrl-UZ"/>
+        </w:rPr>
+        <w:t>«</w:t>
+      </w:r>
+      <w:r>
+        <w:rPr>
+          <w:lang w:val="uz-Cyrl-UZ"/>
+        </w:rPr>
+        <w:t>Asia Invest mikromoliya tashkiloti</w:t>
+      </w:r>
+      <w:r>
+        <w:rPr>
+          <w:lang w:val="uz-Cyrl-UZ"/>
+        </w:rPr>
+        <w:t>»</w:t>
+      </w:r>
+      <w:r>
+        <w:rPr>
+          <w:lang w:val="uz-Cyrl-UZ"/>
+        </w:rPr>
+        <w:t>нинг кредит сиёсати ҳ</w:t>
+      </w:r>
+      <w:r>
+        <w:rPr>
+          <w:lang w:val="uz-Cyrl-UZ"/>
+        </w:rPr>
+        <w:t xml:space="preserve">амда </w:t>
+      </w:r>
+      <w:r>
+        <w:rPr>
+          <w:lang w:val="uz-Cyrl-UZ"/>
+        </w:rPr>
+        <w:t xml:space="preserve">низом ва </w:t>
+      </w:r>
+      <w:r>
+        <w:rPr>
+          <w:lang w:val="uz-Cyrl-UZ"/>
+        </w:rPr>
+        <w:t>тартиблари билан тўлиқ</w:t>
+      </w:r>
+      <w:r>
+        <w:rPr>
+          <w:lang w:val="uz-Cyrl-UZ"/>
+        </w:rPr>
+        <w:t xml:space="preserve"> тани</w:t>
+      </w:r>
+      <w:r>
+        <w:rPr>
+          <w:lang w:val="uz-Cyrl-UZ"/>
+        </w:rPr>
+        <w:t>ши</w:t>
+      </w:r>
+      <w:r>
+        <w:rPr>
+          <w:lang w:val="uz-Cyrl-UZ"/>
+        </w:rPr>
+        <w:t>б чиқ</w:t>
+      </w:r>
+      <w:r>
+        <w:rPr>
+          <w:lang w:val="uz-Cyrl-UZ"/>
+        </w:rPr>
+        <w:t xml:space="preserve">дим. </w:t>
+      </w:r>
+      <w:r>
+        <w:rPr>
+          <w:sz w:val="28"/>
+          <w:szCs w:val="28"/>
+          <w:lang w:val="uz-Cyrl-UZ"/>
+        </w:rPr>
+        <w:t>«</w:t>
+      </w:r>
+      <w:r>
+        <w:rPr>
+          <w:lang w:val="uz-Cyrl-UZ"/>
+        </w:rPr>
+        <w:t>Asia Invest mikromoliya tashkiloti</w:t>
+      </w:r>
+      <w:r>
+        <w:rPr>
+          <w:lang w:val="uz-Cyrl-UZ"/>
+        </w:rPr>
+        <w:t>»</w:t>
+      </w:r>
+      <w:r>
+        <w:rPr>
+          <w:lang w:val="uz-Cyrl-UZ"/>
+        </w:rPr>
+        <w:t xml:space="preserve"> томонидан</w:t>
+      </w:r>
+      <w:r>
+        <w:rPr>
+          <w:lang w:val="uz-Cyrl-UZ"/>
+        </w:rPr>
+        <w:t xml:space="preserve"> </w:t>
+      </w:r>
+      <w:r>
+        <w:rPr>
+          <w:lang w:val="uz-Cyrl-UZ"/>
+        </w:rPr>
+        <w:t>кредит</w:t>
+      </w:r>
+      <w:r>
+        <w:rPr>
+          <w:lang w:val="uz-Cyrl-UZ"/>
+        </w:rPr>
+        <w:t xml:space="preserve"> </w:t>
+      </w:r>
+      <w:r>
+        <w:rPr>
+          <w:lang w:val="uz-Cyrl-UZ"/>
+        </w:rPr>
+        <w:t xml:space="preserve">ажратиш </w:t>
+      </w:r>
+      <w:r>
+        <w:rPr>
+          <w:lang w:val="uz-Cyrl-UZ"/>
+        </w:rPr>
+        <w:t>шартларига тўлиқ</w:t>
+      </w:r>
+      <w:r>
+        <w:rPr>
+          <w:lang w:val="uz-Cyrl-UZ"/>
+        </w:rPr>
+        <w:t xml:space="preserve"> </w:t>
+      </w:r>
+      <w:r>
+        <w:rPr>
+          <w:lang w:val="uz-Cyrl-UZ"/>
+        </w:rPr>
+        <w:t xml:space="preserve"> </w:t>
+      </w:r>
+      <w:r>
+        <w:rPr>
+          <w:lang w:val="uz-Cyrl-UZ"/>
+        </w:rPr>
+        <w:t xml:space="preserve">розиман ва </w:t>
+      </w:r>
+      <w:r>
+        <w:rPr>
+          <w:lang w:val="uz-Cyrl-UZ"/>
+        </w:rPr>
+        <w:t>қабул қ</w:t>
+      </w:r>
+      <w:r>
+        <w:rPr>
+          <w:lang w:val="uz-Cyrl-UZ"/>
+        </w:rPr>
+        <w:t>иламан.</w:t>
+      </w:r>
+    </w:p>
+    <w:p>
+      <w:pPr>
+        <w:ind w:firstLine="708"/>
+        <w:jc w:val="both"/>
+        <w:rPr>
+          <w:b/>
+          <w:sz w:val="22"/>
+          <w:szCs w:val="22"/>
+          <w:lang w:val="uz-Cyrl-UZ"/>
+        </w:rPr>
+      </w:pPr>
+      <w:r>
+        <w:rPr>
+          <w:lang w:val="uz-Cyrl-UZ"/>
+        </w:rPr>
+        <w:t xml:space="preserve">Мен </w:t>
+      </w:r>
+      <w:r>
+        <w:rPr>
+          <w:lang w:val="uz-Cyrl-UZ"/>
+        </w:rPr>
+        <w:t>кредит</w:t>
+      </w:r>
+      <w:r>
+        <w:rPr>
+          <w:lang w:val="uz-Cyrl-UZ"/>
+        </w:rPr>
+        <w:t xml:space="preserve"> бў</w:t>
+      </w:r>
+      <w:r>
+        <w:rPr>
+          <w:lang w:val="uz-Cyrl-UZ"/>
+        </w:rPr>
+        <w:t xml:space="preserve">йича оладиган </w:t>
+      </w:r>
+      <w:r>
+        <w:rPr>
+          <w:lang w:val="uz-Cyrl-UZ"/>
+        </w:rPr>
+        <w:t>мажбуриятларимни бажари</w:t>
+      </w:r>
+      <w:r>
+        <w:rPr>
+          <w:lang w:val="uz-Cyrl-UZ"/>
+        </w:rPr>
+        <w:t>ши</w:t>
+      </w:r>
+      <w:r>
+        <w:rPr>
+          <w:lang w:val="uz-Cyrl-UZ"/>
+        </w:rPr>
+        <w:t>м</w:t>
+      </w:r>
+      <w:r>
+        <w:rPr>
+          <w:lang w:val="uz-Cyrl-UZ"/>
+        </w:rPr>
+        <w:t>ни</w:t>
+      </w:r>
+      <w:r>
+        <w:rPr>
+          <w:lang w:val="uz-Cyrl-UZ"/>
+        </w:rPr>
+        <w:t xml:space="preserve"> кафолатлайман.</w:t>
+      </w:r>
+      <w:r>
+        <w:rPr>
+          <w:lang w:val="uz-Cyrl-UZ"/>
+        </w:rPr>
+        <w:t xml:space="preserve"> Агар </w:t>
+      </w:r>
+      <w:r>
+        <w:rPr>
+          <w:lang w:val="uz-Cyrl-UZ"/>
+        </w:rPr>
+        <w:t>кредит</w:t>
+      </w:r>
+      <w:r>
+        <w:rPr>
+          <w:lang w:val="uz-Cyrl-UZ"/>
+        </w:rPr>
+        <w:t xml:space="preserve"> шартларини ва ў</w:t>
+      </w:r>
+      <w:r>
+        <w:rPr>
+          <w:lang w:val="uz-Cyrl-UZ"/>
+        </w:rPr>
+        <w:t>з мажбуриятлар</w:t>
+      </w:r>
+      <w:r>
+        <w:rPr>
+          <w:lang w:val="uz-Cyrl-UZ"/>
+        </w:rPr>
+        <w:t>имни бажармаган тақдиримда Ў</w:t>
+      </w:r>
+      <w:r>
+        <w:rPr>
+          <w:lang w:val="uz-Cyrl-UZ"/>
+        </w:rPr>
+        <w:t>з</w:t>
+      </w:r>
+      <w:r>
+        <w:rPr>
+          <w:lang w:val="uz-Cyrl-UZ"/>
+        </w:rPr>
+        <w:t>бекистон Республикаси амалдаги қ</w:t>
+      </w:r>
+      <w:r>
+        <w:rPr>
+          <w:lang w:val="uz-Cyrl-UZ"/>
+        </w:rPr>
+        <w:t>онунчилигига асосан</w:t>
+      </w:r>
+      <w:r>
+        <w:rPr>
+          <w:lang w:val="uz-Cyrl-UZ"/>
+        </w:rPr>
+        <w:t xml:space="preserve"> жавобгар бўлишимдан огоҳ</w:t>
+      </w:r>
+      <w:r>
+        <w:rPr>
+          <w:lang w:val="uz-Cyrl-UZ"/>
+        </w:rPr>
+        <w:t>ман.</w:t>
+      </w:r>
+      <w:r>
+        <w:rPr>
+          <w:b/>
+          <w:lang w:val="uz-Cyrl-UZ"/>
+        </w:rPr>
+        <w:t xml:space="preserve">Шунингдек </w:t>
+      </w:r>
+      <w:r>
+        <w:rPr>
+          <w:b/>
+          <w:sz w:val="22"/>
+          <w:szCs w:val="22"/>
+          <w:lang w:val="uz-Cyrl-UZ"/>
+        </w:rPr>
+        <w:t>«Кредит» унга хисобланган фоизлар ва жарималарни «ўзим» номимга очилган банк пластик карточкаларидан</w:t>
+      </w:r>
+      <w:r>
+        <w:rPr>
+          <w:b/>
+          <w:sz w:val="22"/>
+          <w:szCs w:val="22"/>
+          <w:lang w:val="uz-Cyrl-UZ"/>
+        </w:rPr>
+        <w:t xml:space="preserve"> </w:t>
+      </w:r>
+      <w:r>
+        <w:rPr>
+          <w:b/>
+          <w:sz w:val="22"/>
+          <w:szCs w:val="22"/>
+          <w:lang w:val="uz-Cyrl-UZ"/>
+        </w:rPr>
+        <w:t xml:space="preserve">ICAN ADMIN </w:t>
+      </w:r>
+      <w:r>
+        <w:rPr>
+          <w:b/>
+          <w:sz w:val="22"/>
+          <w:szCs w:val="22"/>
+          <w:lang w:val="uz-Cyrl-UZ"/>
+        </w:rPr>
+        <w:t>дастурий танминоти оркали тузилган шартома оркали</w:t>
+      </w:r>
+      <w:r>
+        <w:rPr>
+          <w:b/>
+          <w:sz w:val="22"/>
+          <w:szCs w:val="22"/>
+          <w:lang w:val="uz-Cyrl-UZ"/>
+        </w:rPr>
+        <w:t xml:space="preserve"> карз олувчининг рухсатисиз ечиб олишингизга розилик билдираман.</w:t>
+      </w:r>
+    </w:p>
+    <w:p>
+      <w:pPr>
+        <w:ind w:firstLine="708"/>
+        <w:jc w:val="both"/>
+      </w:pPr>
+      <w:r>
+        <w:rPr>
+          <w:lang w:val="uz-Cyrl-UZ"/>
+        </w:rPr>
+        <w:t>Мен узим хакимдаги м</w:t>
+      </w:r>
+      <w:r>
+        <w:rPr>
+          <w:lang w:val="uz-Cyrl-UZ"/>
+        </w:rPr>
+        <w:t>аълумотларни Гаров реестри ДУК</w:t>
+      </w:r>
+      <w:r>
+        <w:rPr>
+          <w:lang w:val="uz-Cyrl-UZ"/>
+        </w:rPr>
+        <w:t xml:space="preserve"> розиман(каршиман) </w:t>
+      </w:r>
+      <w:r>
+        <w:rPr>
+          <w:lang w:val="uz-Cyrl-UZ"/>
+        </w:rPr>
+        <w:t>ва “Кредит-ахборот тахлилий маркази” Кредит бюросига киритилишига розиман</w:t>
+      </w:r>
+      <w:r>
+        <w:rPr>
+          <w:lang w:val="uz-Cyrl-UZ"/>
+        </w:rPr>
+        <w:t>(каршиман)</w:t>
+      </w:r>
+      <w:r>
+        <w:rPr>
+          <w:lang w:val="uz-Cyrl-UZ"/>
+        </w:rPr>
+        <w:t>.</w:t>
+      </w:r>
+    </w:p>
+    <w:p>
+      <w:pPr>
+        <w:ind w:firstLine="708"/>
+        <w:jc w:val="both"/>
+      </w:pPr>
+    </w:p>
+    <w:p>
+      <w:pPr>
+        <w:ind w:firstLine="708"/>
+        <w:jc w:val="both"/>
+      </w:pPr>
+    </w:p>
+    <w:p>
+      <w:pPr>
+        <w:ind w:firstLine="708"/>
+      </w:pPr>
+      <w:proofErr w:type="spellStart"/>
+      <w:r>
+        <w:t>Аризачи</w:t>
+      </w:r>
+      <w:proofErr w:type="spellEnd"/>
+      <w:r>
+        <w:t xml:space="preserve"> (</w:t>
+      </w:r>
+      <w:r>
+        <w:rPr>
+          <w:lang w:val="uz-Cyrl-UZ"/>
+        </w:rPr>
+        <w:t>Қ</w:t>
+      </w:r>
+      <w:proofErr w:type="spellStart"/>
+      <w:r>
+        <w:t>арз</w:t>
+      </w:r>
+      <w:proofErr w:type="spellEnd"/>
+      <w:r>
+        <w:t xml:space="preserve"> </w:t>
+      </w:r>
+      <w:proofErr w:type="spellStart"/>
+      <w:r>
+        <w:t>олувчи</w:t>
+      </w:r>
+      <w:proofErr w:type="spellEnd"/>
+      <w:r>
+        <w:t>)</w:t>
+      </w:r>
+      <w:r>
+        <w:t xml:space="preserve">    __________________________________     </w:t>
+      </w:r>
+      <w:r>
+        <w:t xml:space="preserve">           </w:t>
+      </w:r>
+      <w:r>
+        <w:t xml:space="preserve"> ____________ </w:t>
+      </w:r>
+      <w:r>
+        <w:tab/>
+      </w:r>
+      <w:r>
+        <w:t xml:space="preserve">                                                                 </w:t>
+      </w:r>
+      <w:bookmarkStart w:id="9" w:name="name2"/>
+      <w:bookmarkEnd w:id="9"/>
+    </w:p>
+    <w:p>
+      <w:pPr>
+        <w:tabs>
+          <w:tab w:val="left" w:pos="7695"/>
+        </w:tabs>
+        <w:ind w:firstLine="708"/>
+        <w:rPr>
+          <w:sz w:val="16"/>
+          <w:szCs w:val="16"/>
+        </w:rPr>
+      </w:pPr>
+      <w:r>
+        <w:rPr>
+          <w:sz w:val="16"/>
+          <w:szCs w:val="16"/>
+        </w:rPr>
+        <w:t xml:space="preserve">                                                    </w:t>
+      </w:r>
+      <w:r>
+        <w:rPr>
+          <w:sz w:val="16"/>
+          <w:szCs w:val="16"/>
+        </w:rPr>
+        <w:t xml:space="preserve">                           </w:t>
+      </w:r>
+      <w:r>
+        <w:rPr>
+          <w:sz w:val="16"/>
+          <w:szCs w:val="16"/>
+        </w:rPr>
+        <w:t xml:space="preserve">             </w:t>
+      </w:r>
+      <w:r>
+        <w:rPr>
+          <w:sz w:val="16"/>
+          <w:szCs w:val="16"/>
+        </w:rPr>
+        <w:t xml:space="preserve"> (</w:t>
+      </w:r>
+      <w:proofErr w:type="spellStart"/>
+      <w:r>
+        <w:rPr>
+          <w:sz w:val="16"/>
+          <w:szCs w:val="16"/>
+        </w:rPr>
+        <w:t>фамилияси</w:t>
+      </w:r>
+      <w:proofErr w:type="spellEnd"/>
+      <w:r>
+        <w:rPr>
+          <w:sz w:val="16"/>
+          <w:szCs w:val="16"/>
+        </w:rPr>
+        <w:t xml:space="preserve">  И.Ш.)      </w:t>
+      </w:r>
+      <w:r>
+        <w:rPr>
+          <w:sz w:val="16"/>
+          <w:szCs w:val="16"/>
+        </w:rPr>
+        <w:tab/>
+      </w:r>
+      <w:r>
+        <w:rPr>
+          <w:sz w:val="16"/>
+          <w:szCs w:val="16"/>
+        </w:rPr>
+        <w:t xml:space="preserve">                          </w:t>
+      </w:r>
+      <w:r>
+        <w:rPr>
+          <w:sz w:val="16"/>
+          <w:szCs w:val="16"/>
+        </w:rPr>
+        <w:t>(</w:t>
+      </w:r>
+      <w:proofErr w:type="spellStart"/>
+      <w:r>
+        <w:rPr>
+          <w:sz w:val="16"/>
+          <w:szCs w:val="16"/>
+        </w:rPr>
+        <w:t>имзо</w:t>
+      </w:r>
+      <w:proofErr w:type="spellEnd"/>
+      <w:r>
+        <w:rPr>
+          <w:sz w:val="16"/>
+          <w:szCs w:val="16"/>
+        </w:rPr>
+        <w:t xml:space="preserve">)                         </w:t>
+      </w:r>
+      <w:r>
+        <w:t xml:space="preserve">       </w:t>
+      </w:r>
+    </w:p>
+    <w:p>
+      <w:r>
+        <w:t xml:space="preserve">          </w:t>
+      </w:r>
+      <w:r>
+        <w:t xml:space="preserve">  </w:t>
+      </w:r>
+    </w:p>
+    <w:p>
+      <w:pPr>
+        <w:rPr>
+          <w:sz w:val="16"/>
+          <w:szCs w:val="16"/>
+        </w:rPr>
+      </w:pPr>
+    </w:p>
+    <w:p>
+      <w:pPr>
+        <w:ind w:firstLine="708"/>
+        <w:rPr>
+          <w:b/>
+        </w:rPr>
+      </w:pPr>
+      <w:proofErr w:type="spellStart"/>
+      <w:r>
+        <w:rPr>
+          <w:b/>
+        </w:rPr>
+        <w:t>Ариза</w:t>
+      </w:r>
+      <w:proofErr w:type="spellEnd"/>
+      <w:r>
+        <w:rPr>
+          <w:b/>
+          <w:lang w:val="uz-Cyrl-UZ"/>
+        </w:rPr>
+        <w:t xml:space="preserve"> </w:t>
+      </w:r>
+      <w:proofErr w:type="spellStart"/>
+      <w:r>
+        <w:rPr>
+          <w:b/>
+        </w:rPr>
+        <w:t>топширилган</w:t>
+      </w:r>
+      <w:proofErr w:type="spellEnd"/>
+      <w:r>
+        <w:rPr>
+          <w:b/>
+          <w:lang w:val="uz-Cyrl-UZ"/>
+        </w:rPr>
+        <w:t xml:space="preserve"> с</w:t>
+      </w:r>
+      <w:proofErr w:type="spellStart"/>
+      <w:r>
+        <w:rPr>
+          <w:b/>
+        </w:rPr>
+        <w:t>ана</w:t>
+      </w:r>
+      <w:proofErr w:type="spellEnd"/>
+      <w:r>
+        <w:rPr>
+          <w:b/>
+        </w:rPr>
+        <w:t>:</w:t>
+      </w:r>
+      <w:r>
+        <w:rPr>
+          <w:b/>
+        </w:rPr>
+        <w:t xml:space="preserve"> </w:t>
+      </w:r>
+      <w:r>
+        <w:rPr>
+          <w:b/>
+        </w:rPr>
+        <w:t xml:space="preserve"> </w:t>
+      </w:r>
+      <w:r>
+        <w:rPr>
+          <w:b/>
+          <w:color w:val="FF0000"/>
+        </w:rPr>
+        <w:t>{{ sana_soz }} йил</w:t>
+      </w:r>
+      <w:r>
+        <w:rPr>
+          <w:b/>
+          <w:color w:val="FF0000"/>
+        </w:rPr>
+      </w:r>
+      <w:r>
+        <w:rPr>
+          <w:b/>
+          <w:color w:val="FF0000"/>
+        </w:rPr>
+      </w:r>
+      <w:r>
+        <w:rPr>
+          <w:b/>
+          <w:color w:val="FF0000"/>
+        </w:rPr>
+      </w:r>
+      <w:proofErr w:type="spellStart"/>
+      <w:r>
+        <w:rPr>
+          <w:b/>
+          <w:color w:val="FF0000"/>
+        </w:rPr>
+      </w:r>
+      <w:bookmarkStart w:id="10" w:name="datadog_a1"/>
+      <w:bookmarkEnd w:id="10"/>
+      <w:proofErr w:type="spellEnd"/>
+      <w:r>
+        <w:rPr>
+          <w:b/>
+          <w:color w:val="FF0000"/>
+          <w:lang w:val="uz-Cyrl-UZ"/>
+        </w:rPr>
+        <w:t>.</w:t>
+      </w:r>
+    </w:p>
+    <w:p>
+      <w:pPr>
+        <w:ind w:firstLine="708"/>
+      </w:pPr>
+      <w:r>
+        <w:t xml:space="preserve"> </w:t>
+      </w:r>
+    </w:p>
+    <w:p>
+      <w:pPr>
+        <w:rPr>
+          <w:sz w:val="16"/>
+          <w:szCs w:val="16"/>
+        </w:rPr>
+      </w:pPr>
+      <w:r>
+        <w:rPr>
+          <w:sz w:val="16"/>
+          <w:szCs w:val="16"/>
+        </w:rPr>
+        <w:t xml:space="preserve">   </w:t>
+      </w:r>
+    </w:p>
+    <w:p>
+      <w:pPr>
+        <w:pStyle w:val="a6"/>
+        <w:jc w:val="right"/>
+        <w:rPr>
+          <w:b/>
+        </w:rPr>
+      </w:pPr>
+    </w:p>
+    <w:p>
+      <w:pPr>
+        <w:sectPr>
+          <w:pgSz w:w="11906" w:h="16838" w:code="9"/>
+          <w:pgMar w:top="397" w:right="567" w:bottom="397" w:left="1134" w:header="709" w:footer="709" w:gutter="0"/>
+          <w:cols w:space="708"/>
+          <w:docGrid w:linePitch="360"/>
+        </w:sectPr>
+      </w:pPr>
+    </w:p>
+    <w:p>
+      <w:pPr>
+        <w:jc w:val="center"/>
+        <w:rPr>
+          <w:b/>
+          <w:lang w:val="uz-Cyrl-UZ"/>
+        </w:rPr>
+      </w:pPr>
+      <w:bookmarkStart w:id="0" w:name="_GoBack"/>
+      <w:bookmarkEnd w:id="0"/>
+      <w:r>
+        <w:rPr>
+          <w:b/>
+          <w:lang w:val="uz-Cyrl-UZ"/>
+        </w:rPr>
+        <w:t>“Асиа Инвест микромолия ташкилоти” масъулияти чекланган жамияти</w:t>
+      </w:r>
+      <w:r>
+        <w:rPr>
+          <w:b/>
+          <w:lang w:val="uz-Cyrl-UZ"/>
+        </w:rPr>
+        <w:t>нинг</w:t>
+      </w:r>
+    </w:p>
+    <w:p>
+      <w:pPr>
+        <w:jc w:val="center"/>
+        <w:rPr>
+          <w:b/>
+          <w:lang w:val="uz-Cyrl-UZ"/>
+        </w:rPr>
+      </w:pPr>
+      <w:r>
+        <w:rPr>
+          <w:b/>
+          <w:lang w:val="uz-Cyrl-UZ"/>
+        </w:rPr>
+        <w:t xml:space="preserve"> кредит кумитаси йигилиш</w:t>
+      </w:r>
+      <w:r>
+        <w:rPr>
+          <w:b/>
+          <w:lang w:val="uz-Cyrl-UZ"/>
+        </w:rPr>
+        <w:t xml:space="preserve"> </w:t>
+      </w:r>
+    </w:p>
+    <w:p>
+      <w:pPr>
+        <w:rPr>
+          <w:b/>
+          <w:lang w:val="uz-Cyrl-UZ"/>
+        </w:rPr>
+      </w:pPr>
+    </w:p>
+    <w:p>
+      <w:pPr>
+        <w:jc w:val="center"/>
+        <w:rPr>
+          <w:b/>
+          <w:color w:val="FF0000"/>
+          <w:lang w:val="uz-Cyrl-UZ"/>
+        </w:rPr>
+      </w:pPr>
+      <w:r>
+        <w:rPr>
+          <w:b/>
+          <w:lang w:val="uz-Cyrl-UZ"/>
+        </w:rPr>
+        <w:t xml:space="preserve"> БАЁНИ  №{{ raqam }}</w:t>
+      </w:r>
+      <w:r>
+        <w:rPr>
+          <w:b/>
+          <w:color w:val="FF0000"/>
+          <w:lang w:val="uz-Cyrl-UZ"/>
+        </w:rPr>
+      </w:r>
+      <w:r>
+        <w:rPr>
+          <w:b/>
+          <w:color w:val="FF0000"/>
+          <w:lang w:val="uz-Cyrl-UZ"/>
+        </w:rPr>
+      </w:r>
+    </w:p>
+    <w:tbl>
+      <w:tblPr>
+        <w:tblW w:w="0" w:type="auto"/>
+        <w:tblLook w:val="04A0" w:firstRow="1" w:lastRow="0" w:firstColumn="1" w:lastColumn="0" w:noHBand="0" w:noVBand="1"/>
+      </w:tblPr>
+      <w:tblGrid>
+        <w:gridCol w:w="4966"/>
+        <w:gridCol w:w="4605"/>
+      </w:tblGrid>
+      <w:tr>
+        <w:trPr>
+          <w:trHeight w:val="243"/>
+        </w:trPr>
+        <w:tc>
+          <w:tcPr>
+            <w:tcW w:w="5040" w:type="dxa"/>
+            <w:hideMark/>
+          </w:tcPr>
+          <w:p>
+            <w:pPr>
+              <w:jc w:val="both"/>
+              <w:rPr>
+                <w:b/>
+                <w:lang w:val="uz-Cyrl-UZ"/>
+              </w:rPr>
+            </w:pPr>
+            <w:r>
+              <w:rPr>
+                <w:b/>
+                <w:color w:val="FF0000"/>
+                <w:lang w:val="uz-Cyrl-UZ"/>
+              </w:rPr>
+              <w:t>{{ sana }}</w:t>
+            </w:r>
+            <w:r>
+              <w:rPr>
+                <w:b/>
+                <w:color w:val="FF0000"/>
+                <w:lang w:val="uz-Cyrl-UZ"/>
+              </w:rPr>
+            </w:r>
+            <w:r>
+              <w:rPr>
+                <w:b/>
+                <w:color w:val="FF0000"/>
+                <w:lang w:val="uz-Cyrl-UZ"/>
+              </w:rPr>
+            </w:r>
+            <w:r>
+              <w:rPr>
+                <w:b/>
+                <w:color w:val="FF0000"/>
+                <w:lang w:val="uz-Cyrl-UZ"/>
+              </w:rPr>
+              <w:t>-йил</w:t>
+            </w:r>
+          </w:p>
+        </w:tc>
+        <w:tc>
+          <w:tcPr>
+            <w:tcW w:w="4680" w:type="dxa"/>
+            <w:hideMark/>
+          </w:tcPr>
+          <w:p>
+            <w:pPr>
+              <w:jc w:val="right"/>
+              <w:rPr>
+                <w:b/>
+                <w:lang w:val="uz-Cyrl-UZ"/>
+              </w:rPr>
+            </w:pPr>
+            <w:r>
+              <w:rPr>
+                <w:b/>
+                <w:lang w:val="uz-Latn-UZ"/>
+              </w:rPr>
+              <w:t xml:space="preserve">Бухоро </w:t>
+            </w:r>
+            <w:r>
+              <w:rPr>
+                <w:b/>
+                <w:lang w:val="uz-Cyrl-UZ"/>
+              </w:rPr>
+              <w:t>шахри</w:t>
+            </w:r>
+          </w:p>
+        </w:tc>
+      </w:tr>
+    </w:tbl>
+    <w:p>
+      <w:pPr>
+        <w:jc w:val="both"/>
+        <w:rPr>
+          <w:lang w:val="uz-Latn-UZ"/>
+        </w:rPr>
+      </w:pPr>
+    </w:p>
+    <w:p>
+      <w:pPr>
+        <w:jc w:val="both"/>
+        <w:rPr>
+          <w:b/>
+        </w:rPr>
+      </w:pPr>
+      <w:r>
+        <w:rPr>
+          <w:b/>
+          <w:lang w:val="uz-Latn-UZ"/>
+        </w:rPr>
+        <w:t>Қатнашдилар:</w:t>
+      </w:r>
+    </w:p>
+    <w:p>
+      <w:pPr>
+        <w:jc w:val="both"/>
+      </w:pPr>
+      <w:r>
+        <w:rPr>
+          <w:lang w:val="uz-Cyrl-UZ"/>
+        </w:rPr>
+        <w:t>Ижрочи директор Самиев Б.Б, хисобчи Х</w:t>
+      </w:r>
+      <w:r>
+        <w:rPr>
+          <w:lang w:val="uz-Latn-UZ"/>
+        </w:rPr>
+        <w:t>ў</w:t>
+      </w:r>
+      <w:r>
+        <w:rPr>
+          <w:lang w:val="uz-Cyrl-UZ"/>
+        </w:rPr>
+        <w:t xml:space="preserve">жаев Б.Т ва </w:t>
+      </w:r>
+      <w:r>
+        <w:t>кредит ходими</w:t>
+      </w:r>
+      <w:r>
+        <w:rPr>
+          <w:lang w:val="uz-Latn-UZ"/>
+        </w:rPr>
+        <w:t xml:space="preserve"> </w:t>
+      </w:r>
+      <w:r>
+        <w:rPr>
+          <w:lang w:val="uz-Cyrl-UZ"/>
+        </w:rPr>
+        <w:t>Самиев</w:t>
+      </w:r>
+      <w:r>
+        <w:rPr>
+          <w:lang w:val="uz-Latn-UZ"/>
+        </w:rPr>
+        <w:t xml:space="preserve"> </w:t>
+      </w:r>
+      <w:r>
+        <w:t>Б</w:t>
+      </w:r>
+      <w:r>
+        <w:rPr>
+          <w:lang w:val="uz-Latn-UZ"/>
+        </w:rPr>
+        <w:t>.</w:t>
+      </w:r>
+      <w:r>
+        <w:t>К</w:t>
+      </w:r>
+    </w:p>
+    <w:p>
+      <w:pPr>
+        <w:jc w:val="both"/>
+        <w:rPr>
+          <w:lang w:val="uz-Latn-UZ"/>
+        </w:rPr>
+      </w:pPr>
+    </w:p>
+    <w:p>
+      <w:pPr>
+        <w:jc w:val="center"/>
+        <w:outlineLvl w:val="0"/>
+        <w:rPr>
+          <w:b/>
+          <w:lang w:val="uz-Latn-UZ"/>
+        </w:rPr>
+      </w:pPr>
+      <w:r>
+        <w:rPr>
+          <w:b/>
+          <w:lang w:val="uz-Latn-UZ"/>
+        </w:rPr>
+        <w:t>КУН ТАРТИБИ:</w:t>
+      </w:r>
+    </w:p>
+    <w:p>
+      <w:pPr>
+        <w:rPr>
+          <w:lang w:val="uz-Latn-UZ"/>
+        </w:rPr>
+      </w:pPr>
+    </w:p>
+    <w:p>
+      <w:pPr>
+        <w:tabs>
+          <w:tab w:val="left" w:pos="1080"/>
+        </w:tabs>
+        <w:jc w:val="both"/>
+        <w:rPr>
+          <w:bCs/>
+          <w:u w:val="single"/>
+          <w:lang w:val="uz-Cyrl-UZ"/>
+        </w:rPr>
+      </w:pPr>
+      <w:r>
+        <w:rPr>
+          <w:b/>
+          <w:lang w:val="uz-Latn-UZ"/>
+        </w:rPr>
+        <w:t xml:space="preserve">           </w:t>
+      </w:r>
+      <w:r>
+        <w:rPr>
+          <w:b/>
+          <w:lang w:val="uz-Cyrl-UZ"/>
+        </w:rPr>
+        <w:t>Фуқаро</w:t>
+      </w:r>
+      <w:r>
+        <w:rPr>
+          <w:lang w:val="uz-Cyrl-UZ"/>
+        </w:rPr>
+        <w:t xml:space="preserve"> </w:t>
+      </w:r>
+      <w:r>
+        <w:rPr>
+          <w:color w:val="FF0000"/>
+          <w:lang w:val="uz-Cyrl-UZ"/>
+        </w:rPr>
+        <w:t>{{ fio }}га</w:t>
+      </w:r>
+      <w:r>
+        <w:rPr>
+          <w:color w:val="FF0000"/>
+          <w:lang w:val="uz-Cyrl-UZ"/>
+        </w:rPr>
+        <w:t xml:space="preserve"> </w:t>
+      </w:r>
+      <w:r>
+        <w:rPr>
+          <w:color w:val="FF0000"/>
+          <w:lang w:val="uz-Cyrl-UZ"/>
+        </w:rPr>
+        <w:t>{{ summa }}</w:t>
+      </w:r>
+      <w:r>
+        <w:rPr>
+          <w:color w:val="FF0000"/>
+          <w:lang w:val="uz-Cyrl-UZ"/>
+        </w:rPr>
+      </w:r>
+      <w:r>
+        <w:rPr>
+          <w:color w:val="FF0000"/>
+          <w:lang w:val="uz-Cyrl-UZ"/>
+        </w:rPr>
+      </w:r>
+      <w:r>
+        <w:rPr>
+          <w:color w:val="FF0000"/>
+          <w:lang w:val="uz-Cyrl-UZ"/>
+        </w:rPr>
+      </w:r>
+      <w:r>
+        <w:rPr>
+          <w:color w:val="FF0000"/>
+          <w:lang w:val="uz-Cyrl-UZ"/>
+        </w:rPr>
+        <w:t xml:space="preserve"> </w:t>
+      </w:r>
+      <w:r>
+        <w:rPr>
+          <w:color w:val="FF0000"/>
+          <w:lang w:val="uz-Cyrl-UZ"/>
+        </w:rPr>
+        <w:t>с</w:t>
+      </w:r>
+      <w:r>
+        <w:rPr>
+          <w:color w:val="FF0000"/>
+          <w:lang w:val="uz-Latn-UZ"/>
+        </w:rPr>
+        <w:t>ў</w:t>
+      </w:r>
+      <w:r>
+        <w:rPr>
+          <w:color w:val="FF0000"/>
+          <w:lang w:val="uz-Cyrl-UZ"/>
+        </w:rPr>
+        <w:t>м</w:t>
+      </w:r>
+      <w:r>
+        <w:rPr>
+          <w:lang w:val="uz-Cyrl-UZ"/>
+        </w:rPr>
+        <w:t xml:space="preserve"> микроқарз бериш масаласи.</w:t>
+      </w:r>
+    </w:p>
+    <w:p>
+      <w:pPr>
+        <w:tabs>
+          <w:tab w:val="left" w:pos="5420"/>
+        </w:tabs>
+        <w:jc w:val="both"/>
+        <w:rPr>
+          <w:lang w:val="uz-Cyrl-UZ"/>
+        </w:rPr>
+      </w:pPr>
+      <w:r>
+        <w:rPr>
+          <w:lang w:val="uz-Cyrl-UZ"/>
+        </w:rPr>
+        <w:t xml:space="preserve">            </w:t>
+      </w:r>
+      <w:r>
+        <w:rPr>
+          <w:lang w:val="uz-Cyrl-UZ"/>
+        </w:rPr>
+        <w:t>Кун тартибидаги масала юзасидан Самиев Б.Б с</w:t>
+      </w:r>
+      <w:r>
+        <w:rPr>
+          <w:lang w:val="uz-Latn-UZ"/>
+        </w:rPr>
+        <w:t>ў</w:t>
+      </w:r>
+      <w:r>
+        <w:rPr>
+          <w:lang w:val="uz-Cyrl-UZ"/>
+        </w:rPr>
+        <w:t>зга чи</w:t>
+      </w:r>
+      <w:r>
+        <w:rPr>
+          <w:lang w:val="uz-Latn-UZ"/>
+        </w:rPr>
+        <w:t>қ</w:t>
+      </w:r>
+      <w:r>
+        <w:rPr>
+          <w:lang w:val="uz-Cyrl-UZ"/>
+        </w:rPr>
+        <w:t>иб, фу</w:t>
+      </w:r>
+      <w:r>
+        <w:rPr>
+          <w:lang w:val="uz-Latn-UZ"/>
+        </w:rPr>
+        <w:t>қ</w:t>
+      </w:r>
+      <w:r>
+        <w:rPr>
+          <w:lang w:val="uz-Cyrl-UZ"/>
+        </w:rPr>
+        <w:t xml:space="preserve">аро </w:t>
+      </w:r>
+      <w:r>
+        <w:rPr>
+          <w:color w:val="FF0000"/>
+          <w:lang w:val="uz-Cyrl-UZ"/>
+        </w:rPr>
+        <w:t>{{ fio }}</w:t>
+      </w:r>
+      <w:r>
+        <w:rPr>
+          <w:color w:val="FF0000"/>
+          <w:lang w:val="uz-Cyrl-UZ"/>
+        </w:rPr>
+        <w:t xml:space="preserve"> {{ muddat }} ой муддатга</w:t>
+      </w:r>
+      <w:r>
+        <w:rPr>
+          <w:lang w:val="uz-Cyrl-UZ"/>
+        </w:rPr>
+      </w:r>
+      <w:r>
+        <w:rPr>
+          <w:lang w:val="uz-Cyrl-UZ"/>
+        </w:rPr>
+        <w:t xml:space="preserve">, </w:t>
+      </w:r>
+      <w:r>
+        <w:rPr>
+          <w:lang w:val="uz-Cyrl-UZ"/>
+        </w:rPr>
+        <w:t>йиллик {{ foiz }} фоиз</w:t>
+      </w:r>
+      <w:r>
+        <w:rPr>
+          <w:color w:val="FF0000"/>
+          <w:lang w:val="uz-Cyrl-UZ"/>
+        </w:rPr>
+      </w:r>
+      <w:r>
+        <w:rPr>
+          <w:lang w:val="uz-Cyrl-UZ"/>
+        </w:rPr>
+      </w:r>
+      <w:r>
+        <w:rPr>
+          <w:lang w:val="uz-Cyrl-UZ"/>
+        </w:rPr>
+        <w:t xml:space="preserve"> устама тулаш шарти билан</w:t>
+      </w:r>
+      <w:r>
+        <w:rPr>
+          <w:color w:val="FF0000"/>
+          <w:lang w:val="uz-Cyrl-UZ"/>
+        </w:rPr>
+        <w:t xml:space="preserve">             </w:t>
+      </w:r>
+      <w:r>
+        <w:rPr>
+          <w:color w:val="FF0000"/>
+          <w:lang w:val="uz-Cyrl-UZ"/>
+        </w:rPr>
+        <w:t>{{ summa }}</w:t>
+      </w:r>
+      <w:r>
+        <w:rPr>
+          <w:color w:val="FF0000"/>
+          <w:lang w:val="uz-Cyrl-UZ"/>
+        </w:rPr>
+      </w:r>
+      <w:r>
+        <w:rPr>
+          <w:color w:val="FF0000"/>
+          <w:lang w:val="uz-Cyrl-UZ"/>
+        </w:rPr>
+      </w:r>
+      <w:r>
+        <w:rPr>
+          <w:color w:val="FF0000"/>
+          <w:lang w:val="uz-Cyrl-UZ"/>
+        </w:rPr>
+      </w:r>
+      <w:r>
+        <w:rPr>
+          <w:color w:val="FF0000"/>
+          <w:lang w:val="uz-Cyrl-UZ"/>
+        </w:rPr>
+      </w:r>
+      <w:r>
+        <w:rPr>
+          <w:color w:val="FF0000"/>
+          <w:lang w:val="uz-Cyrl-UZ"/>
+        </w:rPr>
+      </w:r>
+      <w:r>
+        <w:rPr>
+          <w:color w:val="FF0000"/>
+          <w:lang w:val="uz-Cyrl-UZ"/>
+        </w:rPr>
+      </w:r>
+      <w:r>
+        <w:rPr>
+          <w:color w:val="FF0000"/>
+          <w:lang w:val="uz-Cyrl-UZ"/>
+        </w:rPr>
+      </w:r>
+      <w:r>
+        <w:rPr>
+          <w:color w:val="FF0000"/>
+          <w:lang w:val="uz-Cyrl-UZ"/>
+        </w:rPr>
+        <w:t xml:space="preserve"> </w:t>
+      </w:r>
+      <w:r>
+        <w:rPr>
+          <w:lang w:val="uz-Cyrl-UZ"/>
+        </w:rPr>
+        <w:t>с</w:t>
+      </w:r>
+      <w:r>
+        <w:rPr>
+          <w:lang w:val="uz-Latn-UZ"/>
+        </w:rPr>
+        <w:t>ў</w:t>
+      </w:r>
+      <w:r>
+        <w:rPr>
+          <w:lang w:val="uz-Cyrl-UZ"/>
+        </w:rPr>
+        <w:t>м</w:t>
+      </w:r>
+      <w:r>
+        <w:rPr>
+          <w:lang w:val="uz-Cyrl-UZ"/>
+        </w:rPr>
+        <w:t xml:space="preserve"> микроқарз с</w:t>
+      </w:r>
+      <w:r>
+        <w:rPr>
+          <w:lang w:val="uz-Latn-UZ"/>
+        </w:rPr>
+        <w:t>ў</w:t>
+      </w:r>
+      <w:r>
+        <w:rPr>
+          <w:lang w:val="uz-Cyrl-UZ"/>
+        </w:rPr>
+        <w:t>раб, гаров таьминоти сифатида</w:t>
+      </w:r>
+      <w:r>
+        <w:rPr>
+          <w:lang w:val="uz-Latn-UZ"/>
+        </w:rPr>
+        <w:t xml:space="preserve"> </w:t>
+      </w:r>
+      <w:r>
+        <w:rPr>
+          <w:color w:val="FF0000"/>
+          <w:lang w:val="uz-Cyrl-UZ"/>
+        </w:rPr>
+        <w:t>{{ garov_mulki }} гаровга куйилишини</w:t>
+      </w:r>
+      <w:r>
+        <w:rPr>
+          <w:color w:val="FF0000"/>
+          <w:lang w:val="uz-Cyrl-UZ"/>
+        </w:rPr>
+      </w:r>
+      <w:r>
+        <w:rPr>
+          <w:color w:val="FF0000"/>
+          <w:lang w:val="uz-Cyrl-UZ"/>
+        </w:rPr>
+      </w:r>
+      <w:r>
+        <w:rPr>
+          <w:lang w:val="uz-Cyrl-UZ"/>
+        </w:rPr>
+        <w:t xml:space="preserve">  маълум </w:t>
+      </w:r>
+      <w:r>
+        <w:rPr>
+          <w:lang w:val="uz-Latn-UZ"/>
+        </w:rPr>
+        <w:t>қ</w:t>
+      </w:r>
+      <w:r>
+        <w:rPr>
+          <w:lang w:val="uz-Cyrl-UZ"/>
+        </w:rPr>
+        <w:t>ил</w:t>
+      </w:r>
+      <w:r>
+        <w:rPr>
+          <w:lang w:val="uz-Cyrl-UZ"/>
+        </w:rPr>
+        <w:t>ганлигини айтиб утди</w:t>
+      </w:r>
+      <w:r>
+        <w:rPr>
+          <w:lang w:val="uz-Cyrl-UZ"/>
+        </w:rPr>
+        <w:t xml:space="preserve">. </w:t>
+      </w:r>
+    </w:p>
+    <w:p>
+      <w:pPr>
+        <w:jc w:val="both"/>
+        <w:rPr>
+          <w:lang w:val="uz-Cyrl-UZ"/>
+        </w:rPr>
+      </w:pPr>
+      <w:r>
+        <w:rPr>
+          <w:lang w:val="uz-Cyrl-UZ"/>
+        </w:rPr>
+        <w:tab/>
+        <w:t xml:space="preserve">Ушбу масала юзасидан </w:t>
+      </w:r>
+      <w:r>
+        <w:rPr>
+          <w:lang w:val="uz-Latn-UZ"/>
+        </w:rPr>
+        <w:t>қў</w:t>
+      </w:r>
+      <w:r>
+        <w:rPr>
+          <w:lang w:val="uz-Cyrl-UZ"/>
+        </w:rPr>
+        <w:t>мита аъзо</w:t>
+      </w:r>
+      <w:r>
+        <w:rPr>
+          <w:lang w:val="uz-Latn-UZ"/>
+        </w:rPr>
+        <w:t xml:space="preserve">лари </w:t>
+      </w:r>
+      <w:r>
+        <w:rPr>
+          <w:lang w:val="uz-Cyrl-UZ"/>
+        </w:rPr>
+        <w:t>Х</w:t>
+      </w:r>
+      <w:r>
+        <w:rPr>
+          <w:lang w:val="uz-Latn-UZ"/>
+        </w:rPr>
+        <w:t>ў</w:t>
+      </w:r>
+      <w:r>
+        <w:rPr>
+          <w:lang w:val="uz-Cyrl-UZ"/>
+        </w:rPr>
+        <w:t xml:space="preserve">жаев Б.Т ва </w:t>
+      </w:r>
+      <w:r>
+        <w:rPr>
+          <w:lang w:val="uz-Cyrl-UZ"/>
+        </w:rPr>
+        <w:t>кредит ходими</w:t>
+      </w:r>
+      <w:r>
+        <w:rPr>
+          <w:lang w:val="uz-Latn-UZ"/>
+        </w:rPr>
+        <w:t xml:space="preserve"> </w:t>
+      </w:r>
+      <w:r>
+        <w:rPr>
+          <w:lang w:val="uz-Cyrl-UZ"/>
+        </w:rPr>
+        <w:t>Самиев</w:t>
+      </w:r>
+      <w:r>
+        <w:rPr>
+          <w:lang w:val="uz-Latn-UZ"/>
+        </w:rPr>
+        <w:t xml:space="preserve"> </w:t>
+      </w:r>
+      <w:r>
+        <w:rPr>
+          <w:lang w:val="uz-Cyrl-UZ"/>
+        </w:rPr>
+        <w:t>Б</w:t>
+      </w:r>
+      <w:r>
+        <w:rPr>
+          <w:lang w:val="uz-Latn-UZ"/>
+        </w:rPr>
+        <w:t>.</w:t>
+      </w:r>
+      <w:r>
+        <w:rPr>
+          <w:lang w:val="uz-Cyrl-UZ"/>
+        </w:rPr>
+        <w:t>К</w:t>
+      </w:r>
+      <w:r>
+        <w:rPr>
+          <w:lang w:val="uz-Cyrl-UZ"/>
+        </w:rPr>
+        <w:t xml:space="preserve"> </w:t>
+      </w:r>
+      <w:r>
+        <w:rPr>
+          <w:lang w:val="uz-Cyrl-UZ"/>
+        </w:rPr>
+        <w:t>лар</w:t>
+      </w:r>
+      <w:r>
+        <w:rPr>
+          <w:lang w:val="uz-Cyrl-UZ"/>
+        </w:rPr>
+        <w:t>ҳам с</w:t>
+      </w:r>
+      <w:r>
+        <w:rPr>
+          <w:lang w:val="uz-Latn-UZ"/>
+        </w:rPr>
+        <w:t>ў</w:t>
+      </w:r>
+      <w:r>
+        <w:rPr>
+          <w:lang w:val="uz-Cyrl-UZ"/>
+        </w:rPr>
+        <w:t>зга чи</w:t>
+      </w:r>
+      <w:r>
+        <w:rPr>
+          <w:lang w:val="uz-Latn-UZ"/>
+        </w:rPr>
+        <w:t>қ</w:t>
+      </w:r>
+      <w:r>
+        <w:rPr>
+          <w:lang w:val="uz-Cyrl-UZ"/>
+        </w:rPr>
+        <w:t xml:space="preserve">иб, мижоз микроқарз олиш учун керакли барча </w:t>
+      </w:r>
+      <w:r>
+        <w:rPr>
+          <w:lang w:val="uz-Latn-UZ"/>
+        </w:rPr>
+        <w:t>ҳ</w:t>
+      </w:r>
+      <w:r>
+        <w:rPr>
+          <w:lang w:val="uz-Cyrl-UZ"/>
+        </w:rPr>
+        <w:t>ужжатларни та</w:t>
+      </w:r>
+      <w:r>
+        <w:rPr>
+          <w:lang w:val="uz-Latn-UZ"/>
+        </w:rPr>
+        <w:t>қ</w:t>
+      </w:r>
+      <w:r>
+        <w:rPr>
+          <w:lang w:val="uz-Cyrl-UZ"/>
+        </w:rPr>
+        <w:t xml:space="preserve">дим </w:t>
+      </w:r>
+      <w:r>
+        <w:rPr>
+          <w:lang w:val="uz-Latn-UZ"/>
+        </w:rPr>
+        <w:t>қ</w:t>
+      </w:r>
+      <w:r>
+        <w:rPr>
+          <w:lang w:val="uz-Cyrl-UZ"/>
+        </w:rPr>
+        <w:t xml:space="preserve">илгани хамда таъминот сифатида </w:t>
+      </w:r>
+      <w:r>
+        <w:rPr>
+          <w:color w:val="FF0000"/>
+          <w:lang w:val="uz-Cyrl-UZ"/>
+        </w:rPr>
+        <w:t>{{ garov_mulki }} гаровга куйилишини</w:t>
+      </w:r>
+      <w:r>
+        <w:rPr>
+          <w:color w:val="FF0000"/>
+          <w:lang w:val="uz-Cyrl-UZ"/>
+        </w:rPr>
+      </w:r>
+      <w:r>
+        <w:rPr>
+          <w:color w:val="FF0000"/>
+          <w:lang w:val="uz-Cyrl-UZ"/>
+        </w:rPr>
+      </w:r>
+      <w:r>
+        <w:rPr>
+          <w:lang w:val="uz-Cyrl-UZ"/>
+        </w:rPr>
+      </w:r>
+      <w:r>
+        <w:rPr>
+          <w:color w:val="FF0000"/>
+          <w:lang w:val="uz-Cyrl-UZ"/>
+        </w:rPr>
+        <w:t xml:space="preserve"> </w:t>
+      </w:r>
+      <w:r>
+        <w:rPr>
+          <w:color w:val="FF0000"/>
+          <w:lang w:val="uz-Cyrl-UZ"/>
+        </w:rPr>
+        <w:t>инобатга олиб {{ summa }}</w:t>
+      </w:r>
+      <w:r>
+        <w:rPr>
+          <w:color w:val="FF0000"/>
+          <w:lang w:val="uz-Cyrl-UZ"/>
+        </w:rPr>
+      </w:r>
+      <w:r>
+        <w:rPr>
+          <w:color w:val="FF0000"/>
+          <w:lang w:val="uz-Cyrl-UZ"/>
+        </w:rPr>
+      </w:r>
+      <w:r>
+        <w:rPr>
+          <w:color w:val="FF0000"/>
+          <w:lang w:val="uz-Cyrl-UZ"/>
+        </w:rPr>
+      </w:r>
+      <w:r>
+        <w:rPr>
+          <w:color w:val="FF0000"/>
+          <w:lang w:val="uz-Cyrl-UZ"/>
+        </w:rPr>
+      </w:r>
+      <w:r>
+        <w:rPr>
+          <w:color w:val="FF0000"/>
+          <w:lang w:val="uz-Cyrl-UZ"/>
+        </w:rPr>
+      </w:r>
+      <w:r>
+        <w:rPr>
+          <w:color w:val="FF0000"/>
+          <w:lang w:val="uz-Cyrl-UZ"/>
+        </w:rPr>
+      </w:r>
+      <w:r>
+        <w:rPr>
+          <w:color w:val="FF0000"/>
+          <w:lang w:val="uz-Cyrl-UZ"/>
+        </w:rPr>
+      </w:r>
+      <w:r>
+        <w:rPr>
+          <w:color w:val="FF0000"/>
+          <w:lang w:val="uz-Cyrl-UZ"/>
+        </w:rPr>
+        <w:t xml:space="preserve"> </w:t>
+      </w:r>
+      <w:r>
+        <w:rPr>
+          <w:lang w:val="uz-Cyrl-UZ"/>
+        </w:rPr>
+        <w:t>с</w:t>
+      </w:r>
+      <w:r>
+        <w:rPr>
+          <w:lang w:val="uz-Latn-UZ"/>
+        </w:rPr>
+        <w:t>ў</w:t>
+      </w:r>
+      <w:r>
+        <w:rPr>
+          <w:lang w:val="uz-Cyrl-UZ"/>
+        </w:rPr>
+        <w:t>м</w:t>
+      </w:r>
+      <w:r>
+        <w:rPr>
+          <w:lang w:val="uz-Cyrl-UZ"/>
+        </w:rPr>
+        <w:t xml:space="preserve"> ми</w:t>
+      </w:r>
+      <w:r>
+        <w:rPr>
+          <w:lang w:val="uz-Latn-UZ"/>
+        </w:rPr>
+        <w:t>қ</w:t>
+      </w:r>
+      <w:r>
+        <w:rPr>
+          <w:lang w:val="uz-Cyrl-UZ"/>
+        </w:rPr>
+        <w:t>дорида микроқарз бери</w:t>
+      </w:r>
+      <w:r>
+        <w:rPr>
+          <w:lang w:val="uz-Cyrl-UZ"/>
+        </w:rPr>
+        <w:t>лиши</w:t>
+      </w:r>
+      <w:r>
+        <w:rPr>
+          <w:lang w:val="uz-Cyrl-UZ"/>
+        </w:rPr>
+        <w:t xml:space="preserve">га рози эканлигини айтиб </w:t>
+      </w:r>
+      <w:r>
+        <w:rPr>
+          <w:lang w:val="uz-Latn-UZ"/>
+        </w:rPr>
+        <w:t>ў</w:t>
+      </w:r>
+      <w:r>
+        <w:rPr>
+          <w:lang w:val="uz-Cyrl-UZ"/>
+        </w:rPr>
+        <w:t>тишди.</w:t>
+      </w:r>
+    </w:p>
+    <w:p>
+      <w:pPr>
+        <w:outlineLvl w:val="0"/>
+        <w:rPr>
+          <w:lang w:val="uz-Cyrl-UZ"/>
+        </w:rPr>
+      </w:pPr>
+    </w:p>
+    <w:p>
+      <w:pPr>
+        <w:jc w:val="center"/>
+        <w:outlineLvl w:val="0"/>
+        <w:rPr>
+          <w:b/>
+          <w:lang w:val="uz-Cyrl-UZ"/>
+        </w:rPr>
+      </w:pPr>
+      <w:r>
+        <w:rPr>
+          <w:b/>
+          <w:lang w:val="uz-Latn-UZ"/>
+        </w:rPr>
+        <w:t>Қ</w:t>
+      </w:r>
+      <w:r>
+        <w:rPr>
+          <w:b/>
+          <w:lang w:val="uz-Cyrl-UZ"/>
+        </w:rPr>
+        <w:t>АРОР КИЛИНДИ:</w:t>
+      </w:r>
+    </w:p>
+    <w:p>
+      <w:pPr>
+        <w:jc w:val="both"/>
+        <w:rPr>
+          <w:lang w:val="uz-Cyrl-UZ"/>
+        </w:rPr>
+      </w:pPr>
+    </w:p>
+    <w:p>
+      <w:pPr>
+        <w:ind w:firstLine="708"/>
+        <w:jc w:val="both"/>
+        <w:rPr>
+          <w:lang w:val="uz-Cyrl-UZ"/>
+        </w:rPr>
+      </w:pPr>
+      <w:r>
+        <w:rPr>
+          <w:lang w:val="uz-Cyrl-UZ"/>
+        </w:rPr>
+        <w:t>1.</w:t>
+      </w:r>
+      <w:r>
+        <w:rPr>
+          <w:color w:val="FF0000"/>
+          <w:lang w:val="uz-Cyrl-UZ"/>
+        </w:rPr>
+        <w:t xml:space="preserve"> </w:t>
+      </w:r>
+      <w:r>
+        <w:rPr>
+          <w:color w:val="FF0000"/>
+          <w:lang w:val="uz-Cyrl-UZ"/>
+        </w:rPr>
+        <w:t>{{ fio }}га</w:t>
+      </w:r>
+      <w:r>
+        <w:rPr>
+          <w:color w:val="FF0000"/>
+          <w:lang w:val="uz-Cyrl-UZ"/>
+        </w:rPr>
+      </w:r>
+      <w:r>
+        <w:rPr>
+          <w:color w:val="FF0000"/>
+          <w:lang w:val="uz-Cyrl-UZ"/>
+        </w:rPr>
+        <w:t xml:space="preserve"> {{ muddat }} ой муддатга</w:t>
+      </w:r>
+      <w:r>
+        <w:rPr>
+          <w:lang w:val="uz-Cyrl-UZ"/>
+        </w:rPr>
+      </w:r>
+      <w:r>
+        <w:rPr>
+          <w:color w:val="FF0000"/>
+          <w:lang w:val="uz-Cyrl-UZ"/>
+        </w:rPr>
+      </w:r>
+      <w:r>
+        <w:rPr>
+          <w:lang w:val="uz-Cyrl-UZ"/>
+        </w:rPr>
+        <w:t xml:space="preserve"> йиллик {{ foiz }} фоиз</w:t>
+      </w:r>
+      <w:r>
+        <w:rPr>
+          <w:color w:val="FF0000"/>
+          <w:lang w:val="uz-Cyrl-UZ"/>
+        </w:rPr>
+      </w:r>
+      <w:r>
+        <w:rPr>
+          <w:lang w:val="uz-Cyrl-UZ"/>
+        </w:rPr>
+        <w:t xml:space="preserve"> устама тулаш шарти билан </w:t>
+      </w:r>
+      <w:r>
+        <w:rPr>
+          <w:color w:val="FF0000"/>
+          <w:lang w:val="uz-Cyrl-UZ"/>
+        </w:rPr>
+        <w:t>{{ summa }}</w:t>
+      </w:r>
+      <w:r>
+        <w:rPr>
+          <w:color w:val="FF0000"/>
+          <w:lang w:val="uz-Cyrl-UZ"/>
+        </w:rPr>
+      </w:r>
+      <w:r>
+        <w:rPr>
+          <w:color w:val="FF0000"/>
+          <w:lang w:val="uz-Cyrl-UZ"/>
+        </w:rPr>
+      </w:r>
+      <w:r>
+        <w:rPr>
+          <w:color w:val="FF0000"/>
+          <w:lang w:val="uz-Cyrl-UZ"/>
+        </w:rPr>
+      </w:r>
+      <w:r>
+        <w:rPr>
+          <w:color w:val="FF0000"/>
+          <w:lang w:val="uz-Cyrl-UZ"/>
+        </w:rPr>
+      </w:r>
+      <w:r>
+        <w:rPr>
+          <w:color w:val="FF0000"/>
+          <w:lang w:val="uz-Cyrl-UZ"/>
+        </w:rPr>
+      </w:r>
+      <w:r>
+        <w:rPr>
+          <w:color w:val="FF0000"/>
+          <w:lang w:val="uz-Cyrl-UZ"/>
+        </w:rPr>
+      </w:r>
+      <w:r>
+        <w:rPr>
+          <w:color w:val="FF0000"/>
+          <w:lang w:val="uz-Cyrl-UZ"/>
+        </w:rPr>
+      </w:r>
+      <w:r>
+        <w:rPr>
+          <w:color w:val="FF0000"/>
+          <w:lang w:val="uz-Cyrl-UZ"/>
+        </w:rPr>
+        <w:t xml:space="preserve"> </w:t>
+      </w:r>
+      <w:r>
+        <w:rPr>
+          <w:color w:val="FF0000"/>
+          <w:lang w:val="uz-Cyrl-UZ"/>
+        </w:rPr>
+        <w:t>с</w:t>
+      </w:r>
+      <w:r>
+        <w:rPr>
+          <w:color w:val="FF0000"/>
+          <w:lang w:val="uz-Latn-UZ"/>
+        </w:rPr>
+        <w:t>ў</w:t>
+      </w:r>
+      <w:r>
+        <w:rPr>
+          <w:color w:val="FF0000"/>
+          <w:lang w:val="uz-Cyrl-UZ"/>
+        </w:rPr>
+        <w:t>м</w:t>
+      </w:r>
+      <w:r>
+        <w:rPr>
+          <w:lang w:val="uz-Cyrl-UZ"/>
+        </w:rPr>
+        <w:t xml:space="preserve"> ми</w:t>
+      </w:r>
+      <w:r>
+        <w:rPr>
+          <w:lang w:val="uz-Latn-UZ"/>
+        </w:rPr>
+        <w:t>қ</w:t>
+      </w:r>
+      <w:r>
+        <w:rPr>
+          <w:lang w:val="uz-Cyrl-UZ"/>
+        </w:rPr>
+        <w:t>дорида микроқарз берилсин. Гаров таьминоти сифатида {{ garov_mulki }} қабул қилинсин.</w:t>
+      </w:r>
+      <w:r>
+        <w:rPr>
+          <w:lang w:val="uz-Latn-UZ"/>
+        </w:rPr>
+      </w:r>
+      <w:r>
+        <w:rPr>
+          <w:lang w:val="uz-Cyrl-UZ"/>
+        </w:rPr>
+      </w:r>
+      <w:r>
+        <w:rPr>
+          <w:color w:val="FF0000"/>
+          <w:lang w:val="uz-Cyrl-UZ"/>
+        </w:rPr>
+      </w:r>
+      <w:r>
+        <w:rPr>
+          <w:color w:val="FF0000"/>
+          <w:lang w:val="uz-Cyrl-UZ"/>
+        </w:rPr>
+      </w:r>
+      <w:r>
+        <w:rPr>
+          <w:lang w:val="uz-Latn-UZ"/>
+        </w:rPr>
+      </w:r>
+      <w:r>
+        <w:rPr>
+          <w:lang w:val="uz-Cyrl-UZ"/>
+        </w:rPr>
+      </w:r>
+      <w:r>
+        <w:rPr>
+          <w:lang w:val="uz-Latn-UZ"/>
+        </w:rPr>
+      </w:r>
+      <w:r>
+        <w:rPr>
+          <w:lang w:val="uz-Cyrl-UZ"/>
+        </w:rPr>
+      </w:r>
+    </w:p>
+    <w:p>
+      <w:pPr>
+        <w:ind w:firstLine="708"/>
+        <w:jc w:val="both"/>
+        <w:rPr>
+          <w:lang w:val="uz-Cyrl-UZ"/>
+        </w:rPr>
+      </w:pPr>
+      <w:r>
+        <w:rPr>
+          <w:lang w:val="uz-Cyrl-UZ"/>
+        </w:rPr>
+        <w:t>2. Бош бухгалтер Х</w:t>
+      </w:r>
+      <w:r>
+        <w:rPr>
+          <w:lang w:val="uz-Latn-UZ"/>
+        </w:rPr>
+        <w:t>ў</w:t>
+      </w:r>
+      <w:r>
+        <w:rPr>
+          <w:lang w:val="uz-Cyrl-UZ"/>
+        </w:rPr>
+        <w:t>жаев Бахтиёр Т</w:t>
+      </w:r>
+      <w:r>
+        <w:rPr>
+          <w:lang w:val="uz-Latn-UZ"/>
+        </w:rPr>
+        <w:t>ў</w:t>
+      </w:r>
+      <w:r>
+        <w:rPr>
+          <w:lang w:val="uz-Cyrl-UZ"/>
+        </w:rPr>
+        <w:t>л</w:t>
+      </w:r>
+      <w:r>
+        <w:rPr>
+          <w:lang w:val="uz-Latn-UZ"/>
+        </w:rPr>
+        <w:t>қ</w:t>
+      </w:r>
+      <w:r>
+        <w:rPr>
+          <w:lang w:val="uz-Cyrl-UZ"/>
+        </w:rPr>
+        <w:t>инович зиммасига ушбу микроқарз б</w:t>
+      </w:r>
+      <w:r>
+        <w:rPr>
+          <w:lang w:val="uz-Latn-UZ"/>
+        </w:rPr>
+        <w:t>ў</w:t>
+      </w:r>
+      <w:r>
+        <w:rPr>
+          <w:lang w:val="uz-Cyrl-UZ"/>
+        </w:rPr>
+        <w:t>йича керакли барча бухгалтерлик хужжатларнинг т</w:t>
+      </w:r>
+      <w:r>
+        <w:rPr>
+          <w:lang w:val="uz-Latn-UZ"/>
+        </w:rPr>
+        <w:t>ў</w:t>
+      </w:r>
+      <w:r>
+        <w:rPr>
+          <w:lang w:val="uz-Cyrl-UZ"/>
+        </w:rPr>
+        <w:t>ли</w:t>
+      </w:r>
+      <w:r>
+        <w:rPr>
+          <w:lang w:val="uz-Latn-UZ"/>
+        </w:rPr>
+        <w:t>қ</w:t>
+      </w:r>
+      <w:r>
+        <w:rPr>
+          <w:lang w:val="uz-Cyrl-UZ"/>
+        </w:rPr>
+        <w:t xml:space="preserve"> расмийлаштирилиши юклатилсин. </w:t>
+      </w:r>
+    </w:p>
+    <w:p>
+      <w:pPr>
+        <w:ind w:firstLine="708"/>
+        <w:jc w:val="both"/>
+        <w:rPr>
+          <w:lang w:val="uz-Cyrl-UZ"/>
+        </w:rPr>
+      </w:pPr>
+      <w:r>
+        <w:rPr>
+          <w:lang w:val="uz-Cyrl-UZ"/>
+        </w:rPr>
+        <w:t>3. Х</w:t>
+      </w:r>
+      <w:r>
+        <w:rPr>
+          <w:lang w:val="uz-Latn-UZ"/>
+        </w:rPr>
+        <w:t>ў</w:t>
+      </w:r>
+      <w:r>
+        <w:rPr>
+          <w:lang w:val="uz-Cyrl-UZ"/>
+        </w:rPr>
+        <w:t>жаев Бахтиёр Т</w:t>
+      </w:r>
+      <w:r>
+        <w:rPr>
+          <w:lang w:val="uz-Latn-UZ"/>
+        </w:rPr>
+        <w:t>ў</w:t>
+      </w:r>
+      <w:r>
+        <w:rPr>
+          <w:lang w:val="uz-Cyrl-UZ"/>
+        </w:rPr>
+        <w:t>л</w:t>
+      </w:r>
+      <w:r>
+        <w:rPr>
+          <w:lang w:val="uz-Latn-UZ"/>
+        </w:rPr>
+        <w:t>қ</w:t>
+      </w:r>
+      <w:r>
+        <w:rPr>
+          <w:lang w:val="uz-Cyrl-UZ"/>
+        </w:rPr>
+        <w:t xml:space="preserve">иновичга микроқарзнинг асосий суммаси ва унга </w:t>
+      </w:r>
+      <w:r>
+        <w:rPr>
+          <w:lang w:val="uz-Latn-UZ"/>
+        </w:rPr>
+        <w:t>ҳ</w:t>
+      </w:r>
+      <w:r>
+        <w:rPr>
+          <w:lang w:val="uz-Cyrl-UZ"/>
+        </w:rPr>
+        <w:t xml:space="preserve">исобланадиган фоизларнинг </w:t>
+      </w:r>
+      <w:r>
+        <w:rPr>
+          <w:lang w:val="uz-Latn-UZ"/>
+        </w:rPr>
+        <w:t>қ</w:t>
+      </w:r>
+      <w:r>
+        <w:rPr>
+          <w:lang w:val="uz-Cyrl-UZ"/>
+        </w:rPr>
+        <w:t xml:space="preserve">айтариш жадвалини тузиш ва унинг бажарилишини назорат </w:t>
+      </w:r>
+      <w:r>
+        <w:rPr>
+          <w:lang w:val="uz-Latn-UZ"/>
+        </w:rPr>
+        <w:t>қ</w:t>
+      </w:r>
+      <w:r>
+        <w:rPr>
+          <w:lang w:val="uz-Cyrl-UZ"/>
+        </w:rPr>
+        <w:t xml:space="preserve">илиш юклатилсин.   </w:t>
+      </w:r>
+    </w:p>
+    <w:p>
+      <w:pPr>
+        <w:jc w:val="both"/>
+        <w:rPr>
+          <w:lang w:val="uz-Cyrl-UZ"/>
+        </w:rPr>
+      </w:pPr>
+    </w:p>
+    <w:p>
+      <w:pPr>
+        <w:jc w:val="both"/>
+        <w:rPr>
+          <w:lang w:val="uz-Cyrl-UZ"/>
+        </w:rPr>
+      </w:pPr>
+    </w:p>
+    <w:p>
+      <w:pPr>
+        <w:jc w:val="both"/>
+        <w:outlineLvl w:val="0"/>
+      </w:pPr>
+      <w:r>
+        <w:rPr>
+          <w:lang w:val="uz-Cyrl-UZ"/>
+        </w:rPr>
+        <w:tab/>
+      </w:r>
+      <w:r>
+        <w:rPr>
+          <w:b/>
+        </w:rPr>
+        <w:t>ИМЗОЛАР:</w:t>
+      </w:r>
+      <w:r>
+        <w:rPr>
+          <w:b/>
+        </w:rPr>
+        <w:tab/>
+      </w:r>
+      <w:r>
+        <w:tab/>
+      </w:r>
+      <w:r>
+        <w:tab/>
+        <w:t>____________</w:t>
+      </w:r>
+      <w:r>
+        <w:tab/>
+      </w:r>
+      <w:r>
+        <w:tab/>
+      </w:r>
+      <w:r>
+        <w:tab/>
+      </w:r>
+      <w:r>
+        <w:rPr>
+          <w:lang w:val="uz-Cyrl-UZ"/>
+        </w:rPr>
+        <w:t>Самиев Б.Б</w:t>
+      </w:r>
+    </w:p>
+    <w:p>
+      <w:pPr>
+        <w:jc w:val="both"/>
+      </w:pPr>
+    </w:p>
+    <w:p>
+      <w:pPr>
+        <w:jc w:val="both"/>
+        <w:rPr>
+          <w:lang w:val="uz-Cyrl-UZ"/>
+        </w:rPr>
+      </w:pPr>
+      <w:r>
+        <w:tab/>
+      </w:r>
+      <w:r>
+        <w:tab/>
+      </w:r>
+      <w:r>
+        <w:tab/>
+      </w:r>
+      <w:r>
+        <w:tab/>
+      </w:r>
+      <w:r>
+        <w:tab/>
+        <w:t>____________</w:t>
+      </w:r>
+      <w:r>
+        <w:tab/>
+      </w:r>
+      <w:r>
+        <w:tab/>
+      </w:r>
+      <w:r>
+        <w:tab/>
+      </w:r>
+      <w:r>
+        <w:rPr>
+          <w:lang w:val="uz-Cyrl-UZ"/>
+        </w:rPr>
+        <w:t>Хужаев Б.Т</w:t>
+      </w:r>
+    </w:p>
+    <w:p>
+      <w:pPr>
+        <w:jc w:val="both"/>
+        <w:rPr>
+          <w:lang w:val="uz-Cyrl-UZ"/>
+        </w:rPr>
+      </w:pPr>
+    </w:p>
+    <w:p>
+      <w:pPr>
+        <w:ind w:left="2832" w:firstLine="708"/>
+        <w:rPr>
+          <w:lang w:val="uz-Cyrl-UZ"/>
+        </w:rPr>
+      </w:pPr>
+      <w:r>
+        <w:rPr>
+          <w:lang w:val="uz-Cyrl-UZ"/>
+        </w:rPr>
+        <w:t>_</w:t>
+      </w:r>
+      <w:r>
+        <w:rPr>
+          <w:lang w:val="uz-Cyrl-UZ"/>
+        </w:rPr>
+        <w:t>____________</w:t>
+      </w:r>
+      <w:r>
+        <w:rPr>
+          <w:lang w:val="uz-Cyrl-UZ"/>
+        </w:rPr>
+        <w:tab/>
+      </w:r>
+      <w:r>
+        <w:rPr>
+          <w:lang w:val="uz-Cyrl-UZ"/>
+        </w:rPr>
+        <w:tab/>
+      </w:r>
+      <w:r>
+        <w:rPr>
+          <w:lang w:val="uz-Cyrl-UZ"/>
+        </w:rPr>
+        <w:tab/>
+        <w:t>Самиев</w:t>
+      </w:r>
+      <w:r>
+        <w:rPr>
+          <w:lang w:val="uz-Cyrl-UZ"/>
+        </w:rPr>
+        <w:t xml:space="preserve"> </w:t>
+      </w:r>
+      <w:r>
+        <w:rPr>
+          <w:lang w:val="uz-Cyrl-UZ"/>
+        </w:rPr>
+        <w:t>Б</w:t>
+      </w:r>
+      <w:r>
+        <w:rPr>
+          <w:lang w:val="uz-Cyrl-UZ"/>
+        </w:rPr>
+        <w:t>.</w:t>
+      </w:r>
+      <w:r>
+        <w:rPr>
+          <w:lang w:val="uz-Cyrl-UZ"/>
+        </w:rPr>
+        <w:t>К</w:t>
+      </w:r>
+    </w:p>
+    <w:p>
+      <w:pPr>
+        <w:rPr>
+          <w:lang w:val="uz-Cyrl-UZ"/>
+        </w:rPr>
+      </w:pPr>
+    </w:p>
+    <w:p>
+      <w:pPr>
+        <w:rPr>
+          <w:lang w:val="uz-Cyrl-UZ"/>
+        </w:rPr>
+      </w:pPr>
+    </w:p>
+    <w:p>
+      <w:pPr>
+        <w:rPr>
+          <w:lang w:val="uz-Cyrl-UZ"/>
+        </w:rPr>
+      </w:pPr>
+    </w:p>
+    <w:p>
+      <w:pPr>
+        <w:rPr>
+          <w:lang w:val="uz-Cyrl-UZ"/>
+        </w:rPr>
+      </w:pPr>
+    </w:p>
+    <w:p>
+      <w:pPr>
+        <w:rPr>
+          <w:lang w:val="uz-Cyrl-UZ"/>
+        </w:rPr>
+      </w:pPr>
+    </w:p>
+    <w:p>
+      <w:pPr>
+        <w:rPr>
+          <w:lang w:val="uz-Cyrl-UZ"/>
+        </w:rPr>
+      </w:pPr>
+    </w:p>
+    <w:p>
+      <w:pPr>
+        <w:rPr>
+          <w:lang w:val="uz-Cyrl-UZ"/>
+        </w:rPr>
+      </w:pPr>
+    </w:p>
+    <w:p>
+      <w:pPr>
+        <w:rPr>
+          <w:lang w:val="uz-Cyrl-UZ"/>
+        </w:rPr>
+      </w:pPr>
+    </w:p>
+    <w:p>
+      <w:pPr>
+        <w:rPr>
+          <w:lang w:val="uz-Cyrl-UZ"/>
+        </w:rPr>
+      </w:pPr>
+    </w:p>
+    <w:p>
+      <w:pPr>
+        <w:rPr>
+          <w:lang w:val="uz-Cyrl-UZ"/>
+        </w:rPr>
+      </w:pPr>
+    </w:p>
+    <w:p>
+      <w:pPr>
+        <w:rPr>
+          <w:lang w:val="uz-Cyrl-UZ"/>
+        </w:rPr>
+      </w:pPr>
+    </w:p>
+    <w:p>
+      <w:pPr>
+        <w:ind w:left="-142"/>
+        <w:jc w:val="center"/>
+        <w:rPr>
+          <w:b/>
+        </w:rPr>
+      </w:pPr>
+      <w:r>
+        <w:rPr>
+          <w:b/>
+          <w:lang w:val="uz-Cyrl-UZ"/>
+        </w:rPr>
+        <w:t xml:space="preserve">“Асиа Инвест микромолия ташкилоти” </w:t>
+      </w:r>
+      <w:r>
+        <w:rPr>
+          <w:b/>
+          <w:lang w:val="uz-Cyrl-UZ"/>
+        </w:rPr>
+        <w:t>МЧЖ</w:t>
+      </w:r>
+    </w:p>
+    <w:p>
+      <w:pPr>
+        <w:ind w:left="-142"/>
+        <w:jc w:val="center"/>
+        <w:rPr>
+          <w:b/>
+        </w:rPr>
+      </w:pPr>
+    </w:p>
+    <w:p>
+      <w:pPr>
+        <w:pStyle w:val="3"/>
+        <w:ind w:left="-142" w:firstLine="0"/>
+        <w:rPr>
+          <w:sz w:val="24"/>
+        </w:rPr>
+      </w:pPr>
+      <w:r>
+        <w:rPr>
+          <w:sz w:val="24"/>
+        </w:rPr>
+        <w:t>ХИСОБО</w:t>
+      </w:r>
+      <w:r>
+        <w:rPr>
+          <w:sz w:val="24"/>
+        </w:rPr>
+        <w:t>Т</w:t>
+      </w:r>
+      <w:r>
+        <w:rPr>
+          <w:sz w:val="24"/>
+        </w:rPr>
+        <w:t xml:space="preserve"> БУЛИМИГА  </w:t>
+      </w:r>
+    </w:p>
+    <w:p>
+      <w:pPr>
+        <w:pStyle w:val="1"/>
+        <w:ind w:left="-142" w:firstLine="0"/>
+        <w:rPr>
+          <w:sz w:val="24"/>
+        </w:rPr>
+      </w:pPr>
+      <w:r>
+        <w:rPr>
+          <w:sz w:val="24"/>
+        </w:rPr>
+        <w:t xml:space="preserve"> ФАРМОЙИШ №{{ raqam }}</w:t>
+      </w:r>
+      <w:r>
+        <w:rPr>
+          <w:color w:val="FF0000"/>
+          <w:sz w:val="24"/>
+        </w:rPr>
+      </w:r>
+      <w:r>
+        <w:rPr>
+          <w:color w:val="FF0000"/>
+          <w:sz w:val="24"/>
+        </w:rPr>
+      </w:r>
+    </w:p>
+    <w:p>
+      <w:pPr>
+        <w:ind w:left="-142"/>
+        <w:rPr>
+          <w:lang w:val="uz-Cyrl-UZ" w:eastAsia="en-US"/>
+        </w:rPr>
+      </w:pPr>
+    </w:p>
+    <w:tbl>
+      <w:tblPr>
+        <w:tblW w:w="0" w:type="auto"/>
+        <w:tblLook w:val="04A0" w:firstRow="1" w:lastRow="0" w:firstColumn="1" w:lastColumn="0" w:noHBand="0" w:noVBand="1"/>
+      </w:tblPr>
+      <w:tblGrid>
+        <w:gridCol w:w="4966"/>
+        <w:gridCol w:w="4605"/>
+      </w:tblGrid>
+      <w:tr>
+        <w:trPr>
+          <w:trHeight w:val="243"/>
+        </w:trPr>
+        <w:tc>
+          <w:tcPr>
+            <w:tcW w:w="4966" w:type="dxa"/>
+            <w:hideMark/>
+          </w:tcPr>
+          <w:p>
+            <w:pPr>
+              <w:jc w:val="both"/>
+              <w:rPr>
+                <w:b/>
+                <w:lang w:val="uz-Cyrl-UZ"/>
+              </w:rPr>
+            </w:pPr>
+            <w:r>
+              <w:rPr>
+                <w:b/>
+                <w:color w:val="FF0000"/>
+                <w:lang w:val="uz-Cyrl-UZ"/>
+              </w:rPr>
+              <w:t>{{ sana }}</w:t>
+            </w:r>
+            <w:r>
+              <w:rPr>
+                <w:b/>
+                <w:color w:val="FF0000"/>
+                <w:lang w:val="uz-Cyrl-UZ"/>
+              </w:rPr>
+            </w:r>
+            <w:r>
+              <w:rPr>
+                <w:b/>
+                <w:color w:val="FF0000"/>
+                <w:lang w:val="uz-Cyrl-UZ"/>
+              </w:rPr>
+            </w:r>
+            <w:r>
+              <w:rPr>
+                <w:b/>
+                <w:color w:val="FF0000"/>
+                <w:lang w:val="uz-Cyrl-UZ"/>
+              </w:rPr>
+              <w:t>-йил</w:t>
+            </w:r>
+          </w:p>
+        </w:tc>
+        <w:tc>
+          <w:tcPr>
+            <w:tcW w:w="4605" w:type="dxa"/>
+            <w:hideMark/>
+          </w:tcPr>
+          <w:p>
+            <w:pPr>
+              <w:jc w:val="right"/>
+              <w:rPr>
+                <w:b/>
+                <w:lang w:val="uz-Cyrl-UZ"/>
+              </w:rPr>
+            </w:pPr>
+            <w:r>
+              <w:rPr>
+                <w:b/>
+                <w:lang w:val="uz-Latn-UZ"/>
+              </w:rPr>
+              <w:t xml:space="preserve">Бухоро </w:t>
+            </w:r>
+            <w:r>
+              <w:rPr>
+                <w:b/>
+                <w:lang w:val="uz-Cyrl-UZ"/>
+              </w:rPr>
+              <w:t>шахри</w:t>
+            </w:r>
+          </w:p>
+        </w:tc>
+      </w:tr>
+    </w:tbl>
+    <w:p>
+      <w:pPr>
+        <w:spacing w:line="276" w:lineRule="auto"/>
+        <w:ind w:left="-142"/>
+        <w:jc w:val="both"/>
+        <w:rPr>
+          <w:b/>
+          <w:lang w:val="uz-Cyrl-UZ"/>
+        </w:rPr>
+      </w:pPr>
+    </w:p>
+    <w:p>
+      <w:pPr>
+        <w:spacing w:line="276" w:lineRule="auto"/>
+        <w:ind w:left="-142"/>
+        <w:jc w:val="both"/>
+        <w:rPr>
+          <w:b/>
+          <w:lang w:val="uz-Cyrl-UZ"/>
+        </w:rPr>
+      </w:pPr>
+    </w:p>
+    <w:p>
+      <w:pPr>
+        <w:spacing w:line="276" w:lineRule="auto"/>
+        <w:ind w:left="-142"/>
+        <w:jc w:val="both"/>
+        <w:rPr>
+          <w:lang w:val="uz-Cyrl-UZ"/>
+        </w:rPr>
+      </w:pPr>
+      <w:r>
+        <w:rPr>
+          <w:lang w:val="uz-Cyrl-UZ"/>
+        </w:rPr>
+        <w:t>1.</w:t>
+      </w:r>
+      <w:r>
+        <w:rPr>
+          <w:lang w:val="uz-Cyrl-UZ"/>
+        </w:rPr>
+        <w:t xml:space="preserve"> </w:t>
+      </w:r>
+      <w:r>
+        <w:rPr>
+          <w:color w:val="FF0000"/>
+          <w:lang w:val="uz-Cyrl-UZ"/>
+        </w:rPr>
+        <w:t>{{ sana }}</w:t>
+      </w:r>
+      <w:r>
+        <w:rPr>
+          <w:color w:val="FF0000"/>
+          <w:lang w:val="uz-Cyrl-UZ"/>
+        </w:rPr>
+      </w:r>
+      <w:r>
+        <w:rPr>
+          <w:color w:val="FF0000"/>
+          <w:lang w:val="uz-Cyrl-UZ"/>
+        </w:rPr>
+      </w:r>
+      <w:r>
+        <w:rPr>
+          <w:color w:val="FF0000"/>
+          <w:lang w:val="uz-Cyrl-UZ"/>
+        </w:rPr>
+        <w:t>-йилдаги №{{ raqam }}-сонли</w:t>
+      </w:r>
+      <w:r>
+        <w:rPr>
+          <w:color w:val="FF0000"/>
+          <w:lang w:val="uz-Cyrl-UZ"/>
+        </w:rPr>
+      </w:r>
+      <w:r>
+        <w:rPr>
+          <w:color w:val="FF0000"/>
+          <w:lang w:val="uz-Cyrl-UZ"/>
+        </w:rPr>
+      </w:r>
+      <w:r>
+        <w:rPr>
+          <w:lang w:val="uz-Cyrl-UZ"/>
+        </w:rPr>
+        <w:t xml:space="preserve"> микроқарз шартномасига асосан </w:t>
+      </w:r>
+      <w:r>
+        <w:rPr>
+          <w:color w:val="FF0000"/>
+          <w:lang w:val="uz-Cyrl-UZ"/>
+        </w:rPr>
+        <w:t>{{ fio }}га</w:t>
+      </w:r>
+      <w:r>
+        <w:rPr>
+          <w:color w:val="FF0000"/>
+          <w:lang w:val="uz-Cyrl-UZ"/>
+        </w:rPr>
+        <w:t xml:space="preserve"> {{ muddat }} ой муддатга</w:t>
+      </w:r>
+      <w:r>
+        <w:rPr>
+          <w:color w:val="FF0000"/>
+          <w:lang w:val="uz-Cyrl-UZ"/>
+        </w:rPr>
+      </w:r>
+      <w:r>
+        <w:rPr>
+          <w:lang w:val="uz-Cyrl-UZ"/>
+        </w:rPr>
+        <w:t>, йиллик {{ foiz }} фоиз</w:t>
+      </w:r>
+      <w:r>
+        <w:rPr>
+          <w:color w:val="FF0000"/>
+          <w:lang w:val="uz-Cyrl-UZ"/>
+        </w:rPr>
+      </w:r>
+      <w:r>
+        <w:rPr>
+          <w:lang w:val="uz-Cyrl-UZ"/>
+        </w:rPr>
+      </w:r>
+      <w:r>
+        <w:rPr>
+          <w:lang w:val="uz-Cyrl-UZ"/>
+        </w:rPr>
+        <w:t xml:space="preserve"> устама тулаш шарти билан,</w:t>
+      </w:r>
+      <w:r>
+        <w:rPr>
+          <w:lang w:val="uz-Cyrl-UZ"/>
+        </w:rPr>
+        <w:t xml:space="preserve"> </w:t>
+      </w:r>
+      <w:r>
+        <w:rPr>
+          <w:lang w:val="uz-Cyrl-UZ"/>
+        </w:rPr>
+        <w:t>накд пулда, {{ garov_mulki }} гарови асосида</w:t>
+      </w:r>
+      <w:r>
+        <w:rPr>
+          <w:color w:val="FF0000"/>
+          <w:lang w:val="uz-Cyrl-UZ"/>
+        </w:rPr>
+      </w:r>
+      <w:r>
+        <w:rPr>
+          <w:color w:val="FF0000"/>
+          <w:lang w:val="uz-Cyrl-UZ"/>
+        </w:rPr>
+      </w:r>
+      <w:r>
+        <w:rPr>
+          <w:lang w:val="uz-Cyrl-UZ"/>
+        </w:rPr>
+        <w:t xml:space="preserve"> </w:t>
+      </w:r>
+      <w:r>
+        <w:rPr>
+          <w:color w:val="FF0000"/>
+          <w:lang w:val="uz-Cyrl-UZ"/>
+        </w:rPr>
+        <w:t>{{ summa }}</w:t>
+      </w:r>
+      <w:r>
+        <w:rPr>
+          <w:color w:val="FF0000"/>
+          <w:lang w:val="uz-Cyrl-UZ"/>
+        </w:rPr>
+      </w:r>
+      <w:r>
+        <w:rPr>
+          <w:color w:val="FF0000"/>
+          <w:lang w:val="uz-Cyrl-UZ"/>
+        </w:rPr>
+      </w:r>
+      <w:r>
+        <w:rPr>
+          <w:color w:val="FF0000"/>
+          <w:lang w:val="uz-Cyrl-UZ"/>
+        </w:rPr>
+      </w:r>
+      <w:r>
+        <w:rPr>
+          <w:color w:val="FF0000"/>
+          <w:lang w:val="uz-Cyrl-UZ"/>
+        </w:rPr>
+      </w:r>
+      <w:r>
+        <w:rPr>
+          <w:color w:val="FF0000"/>
+          <w:lang w:val="uz-Cyrl-UZ"/>
+        </w:rPr>
+      </w:r>
+      <w:r>
+        <w:rPr>
+          <w:color w:val="FF0000"/>
+          <w:lang w:val="uz-Cyrl-UZ"/>
+        </w:rPr>
+      </w:r>
+      <w:r>
+        <w:rPr>
+          <w:color w:val="FF0000"/>
+          <w:lang w:val="uz-Cyrl-UZ"/>
+        </w:rPr>
+      </w:r>
+      <w:r>
+        <w:rPr>
+          <w:color w:val="FF0000"/>
+          <w:lang w:val="uz-Cyrl-UZ"/>
+        </w:rPr>
+        <w:t xml:space="preserve"> </w:t>
+      </w:r>
+      <w:r>
+        <w:rPr>
+          <w:color w:val="FF0000"/>
+          <w:lang w:val="uz-Cyrl-UZ"/>
+        </w:rPr>
+        <w:t>с</w:t>
+      </w:r>
+      <w:r>
+        <w:rPr>
+          <w:color w:val="FF0000"/>
+          <w:lang w:val="uz-Latn-UZ"/>
+        </w:rPr>
+        <w:t>ў</w:t>
+      </w:r>
+      <w:r>
+        <w:rPr>
+          <w:color w:val="FF0000"/>
+          <w:lang w:val="uz-Cyrl-UZ"/>
+        </w:rPr>
+        <w:t>м</w:t>
+      </w:r>
+      <w:r>
+        <w:rPr>
+          <w:lang w:val="uz-Cyrl-UZ"/>
+        </w:rPr>
+        <w:t xml:space="preserve"> микроқарз берилсин.</w:t>
+      </w:r>
+    </w:p>
+    <w:p>
+      <w:pPr>
+        <w:spacing w:line="276" w:lineRule="auto"/>
+        <w:ind w:left="-142"/>
+        <w:jc w:val="both"/>
+        <w:rPr>
+          <w:lang w:val="uz-Cyrl-UZ"/>
+        </w:rPr>
+      </w:pPr>
+      <w:r>
+        <w:rPr>
+          <w:lang w:val="uz-Cyrl-UZ"/>
+        </w:rPr>
+        <w:t>2. Мазкур микроқарз буйича алохида ссуда хисоб раками очилсин.</w:t>
+      </w:r>
+    </w:p>
+    <w:p>
+      <w:pPr>
+        <w:spacing w:line="276" w:lineRule="auto"/>
+        <w:ind w:left="-142"/>
+        <w:jc w:val="both"/>
+        <w:rPr>
+          <w:lang w:val="uz-Cyrl-UZ"/>
+        </w:rPr>
+      </w:pPr>
+      <w:r>
+        <w:rPr>
+          <w:lang w:val="uz-Cyrl-UZ"/>
+        </w:rPr>
+        <w:t>3. Мазкур фармойишнинг бажарилиши бош хисобчи Х</w:t>
+      </w:r>
+      <w:r>
+        <w:rPr>
+          <w:lang w:val="uz-Latn-UZ"/>
+        </w:rPr>
+        <w:t>ў</w:t>
+      </w:r>
+      <w:r>
+        <w:rPr>
+          <w:lang w:val="uz-Cyrl-UZ"/>
+        </w:rPr>
+        <w:t>жаев Бахтиёр Т</w:t>
+      </w:r>
+      <w:r>
+        <w:rPr>
+          <w:lang w:val="uz-Latn-UZ"/>
+        </w:rPr>
+        <w:t>ў</w:t>
+      </w:r>
+      <w:r>
+        <w:rPr>
+          <w:lang w:val="uz-Cyrl-UZ"/>
+        </w:rPr>
+        <w:t>л</w:t>
+      </w:r>
+      <w:r>
+        <w:rPr>
+          <w:lang w:val="uz-Latn-UZ"/>
+        </w:rPr>
+        <w:t>қ</w:t>
+      </w:r>
+      <w:r>
+        <w:rPr>
+          <w:lang w:val="uz-Cyrl-UZ"/>
+        </w:rPr>
+        <w:t xml:space="preserve">инович зиммасига </w:t>
+      </w:r>
+      <w:r>
+        <w:rPr>
+          <w:lang w:val="uz-Cyrl-UZ"/>
+        </w:rPr>
+        <w:t>юклатилсин.</w:t>
+      </w:r>
+    </w:p>
+    <w:p>
+      <w:pPr>
+        <w:spacing w:line="276" w:lineRule="auto"/>
+        <w:ind w:left="-142"/>
+        <w:jc w:val="both"/>
+        <w:rPr>
+          <w:lang w:val="uz-Cyrl-UZ"/>
+        </w:rPr>
+      </w:pPr>
+    </w:p>
+    <w:p>
+      <w:pPr>
+        <w:ind w:left="-142"/>
+        <w:rPr>
+          <w:b/>
+          <w:lang w:val="uz-Cyrl-UZ"/>
+        </w:rPr>
+      </w:pPr>
+    </w:p>
+    <w:p>
+      <w:pPr>
+        <w:ind w:left="-142"/>
+        <w:rPr>
+          <w:b/>
+        </w:rPr>
+      </w:pPr>
+      <w:r>
+        <w:rPr>
+          <w:b/>
+          <w:lang w:val="uz-Cyrl-UZ"/>
+        </w:rPr>
+        <w:t>Асиа Инвест микромолия ташкилоти</w:t>
+      </w:r>
+    </w:p>
+    <w:p>
+      <w:r>
+        <w:rPr>
+          <w:b/>
+        </w:rPr>
+        <w:t>МЧЖ ижрочи директори:</w:t>
+      </w:r>
+      <w:r>
+        <w:rPr>
+          <w:b/>
+        </w:rPr>
+        <w:tab/>
+      </w:r>
+      <w:r>
+        <w:rPr>
+          <w:b/>
+        </w:rPr>
+        <w:tab/>
+      </w:r>
+      <w:r>
+        <w:rPr>
+          <w:b/>
+        </w:rPr>
+        <w:tab/>
+      </w:r>
+      <w:r>
+        <w:rPr>
+          <w:b/>
+        </w:rPr>
+        <w:tab/>
+      </w:r>
+      <w:r>
+        <w:rPr>
+          <w:b/>
+        </w:rPr>
+        <w:tab/>
+      </w:r>
+      <w:r>
+        <w:rPr>
+          <w:b/>
+        </w:rPr>
+        <w:tab/>
+      </w:r>
+      <w:r>
+        <w:rPr>
+          <w:b/>
+        </w:rPr>
+        <w:tab/>
+      </w:r>
+      <w:r>
+        <w:rPr>
+          <w:b/>
+        </w:rPr>
+        <w:tab/>
+      </w:r>
+      <w:r>
+        <w:rPr>
+          <w:b/>
+        </w:rPr>
+        <w:t>Б.Б.Самиев</w:t>
+      </w:r>
+    </w:p>
+    <w:p/>
     <w:sectPr>
       <w:pgSz w:w="11906" w:h="16838"/>
-      <w:pgMar w:top="719" w:right="850" w:bottom="899" w:left="1260" w:header="708" w:footer="708" w:gutter="0"/>
-      <w:cols w:space="720"/>
+      <w:pgMar w:top="1134" w:right="850" w:bottom="1134" w:left="1701" w:header="708" w:footer="708" w:gutter="0"/>
+      <w:cols w:space="708"/>
       <w:docGrid w:linePitch="360"/>
     </w:sectPr>
   </w:body>

--- a/contracts/shablonlar/transport.docx
+++ b/contracts/shablonlar/transport.docx
@@ -8184,7 +8184,7 @@
         </w:rPr>
       </w:pPr>
       <w:r>
-        <w:t>Телефон ракам  1) {{ telefon }}</w:t>
+        <w:t>Телефон ракам  1) {{ telefon }} 2) {{ telefon2 }} 3) {{ telefon3 }}</w:t>
       </w:r>
       <w:r/>
       <w:r>
@@ -8208,14 +8208,12 @@
           <w:color w:val="FF0000"/>
           <w:lang w:val="en-US"/>
         </w:rPr>
-        <w:t xml:space="preserve"> 2) _______________</w:t>
-      </w:r>
-      <w:r>
-        <w:rPr>
-          <w:b/>
-          <w:color w:val="FF0000"/>
-        </w:rPr>
-        <w:t>_____ 3) ___________________</w:t>
+      </w:r>
+      <w:r>
+        <w:rPr>
+          <w:b/>
+          <w:color w:val="FF0000"/>
+        </w:rPr>
       </w:r>
     </w:p>
     <w:p>

--- a/contracts/shablonlar/transport.docx
+++ b/contracts/shablonlar/transport.docx
@@ -8229,64 +8229,34 @@
       </w:r>
       <w:proofErr w:type="spellStart"/>
       <w:r>
-        <w:t>Менинг</w:t>
+        <w:t>Менинг иш жойим ва унинг манзили: {{ ish_joyi }}</w:t>
       </w:r>
       <w:proofErr w:type="spellEnd"/>
-      <w:r>
-        <w:t xml:space="preserve"> </w:t>
-      </w:r>
+      <w:r/>
       <w:proofErr w:type="spellStart"/>
-      <w:r>
-        <w:t>иш</w:t>
-      </w:r>
+      <w:r/>
       <w:proofErr w:type="spellEnd"/>
-      <w:r>
-        <w:t xml:space="preserve"> </w:t>
-      </w:r>
+      <w:r/>
       <w:proofErr w:type="spellStart"/>
-      <w:r>
-        <w:t>жойим</w:t>
-      </w:r>
+      <w:r/>
       <w:proofErr w:type="spellEnd"/>
-      <w:r>
-        <w:t xml:space="preserve"> </w:t>
-      </w:r>
+      <w:r/>
       <w:proofErr w:type="spellStart"/>
-      <w:r>
-        <w:t>ва</w:t>
-      </w:r>
+      <w:r/>
       <w:proofErr w:type="spellEnd"/>
-      <w:r>
-        <w:t xml:space="preserve"> </w:t>
-      </w:r>
+      <w:r/>
       <w:proofErr w:type="spellStart"/>
-      <w:r>
-        <w:t>унинг</w:t>
-      </w:r>
+      <w:r/>
       <w:proofErr w:type="spellEnd"/>
-      <w:r>
-        <w:t xml:space="preserve"> </w:t>
-      </w:r>
+      <w:r/>
       <w:proofErr w:type="spellStart"/>
-      <w:r>
-        <w:t>манзили</w:t>
-      </w:r>
+      <w:r/>
       <w:proofErr w:type="spellEnd"/>
-      <w:r>
-        <w:t>:</w:t>
-      </w:r>
-      <w:r>
-        <w:t xml:space="preserve"> </w:t>
-      </w:r>
-      <w:r>
-        <w:t>_____________________________________</w:t>
-      </w:r>
-      <w:r>
-        <w:t>_____</w:t>
-      </w:r>
-      <w:r>
-        <w:t>_________</w:t>
-      </w:r>
+      <w:r/>
+      <w:r/>
+      <w:r/>
+      <w:r/>
+      <w:r/>
     </w:p>
     <w:p/>
     <w:p>

--- a/contracts/shablonlar/transport.docx
+++ b/contracts/shablonlar/transport.docx
@@ -2406,6 +2406,20 @@
           <w:lang w:val="uz-Cyrl-UZ"/>
         </w:rPr>
       </w:r>
+    </w:p>
+    <w:p>
+      <w:pPr>
+        <w:tabs>
+          <w:tab w:val="left" w:pos="1080"/>
+        </w:tabs>
+        <w:jc w:val="both"/>
+        <w:rPr>
+          <w:color w:val="C00000"/>
+          <w:sz w:val="22"/>
+          <w:szCs w:val="22"/>
+          <w:lang w:val="uz-Cyrl-UZ"/>
+        </w:rPr>
+      </w:pPr>
     </w:p>
     <w:p>
       <w:pPr>
@@ -7929,7 +7943,7 @@
               <w:rPr>
                 <w:color w:val="FF0000"/>
               </w:rPr>
-              <w:t>{{ pasport_sana }}-йилда, {{ pasport_viloyat }} {{ pasport_bolim }} - сонли ИИВ томонидан берилган</w:t>
+              <w:t>{{ pasport_sana }}-йилда, {{ pasport_bergan }} ИИВ томонидан берилган</w:t>
             </w:r>
             <w:r>
               <w:rPr>

--- a/contracts/shablonlar/transport.docx
+++ b/contracts/shablonlar/transport.docx
@@ -3227,7 +3227,7 @@
                 <w:sz w:val="22"/>
                 <w:szCs w:val="22"/>
               </w:rPr>
-              <w:t xml:space="preserve"> йилдаги келишув далолатномасига асосан гаровга куйиладиган </w:t>
+              <w:t xml:space="preserve"> йилдаги №{{ raqam }}-сонли бахолаш далолатномасига асосан гаровга куйиладиган </w:t>
             </w:r>
             <w:r>
               <w:rPr>
@@ -8198,7 +8198,12 @@
         </w:rPr>
       </w:pPr>
       <w:r>
-        <w:t>Телефон ракам  1) {{ telefon }} 2) {{ telefon2 }} 3) {{ telefon3 }}</w:t>
+        <w:t>Телефон ракам  1) {{ telefon }}</w:t>
+        <w:tab/>
+        <w:t xml:space="preserve"> 2) {{ telefon2 }}</w:t>
+        <w:tab/>
+        <w:t xml:space="preserve"> 3) {{ telefon3 }}</w:t>
+        <w:tab/>
       </w:r>
       <w:r/>
       <w:r>

--- a/contracts/shablonlar/transport.docx
+++ b/contracts/shablonlar/transport.docx
@@ -593,7 +593,7 @@
           <w:szCs w:val="22"/>
           <w:lang w:val="uz-Cyrl-UZ"/>
         </w:rPr>
-        <w:t>, таъминоти сифатида {{ garov_egasi }}га тегишли, давлат раками {{ davlat_raqami }} бўлган, {{ rusumi }} русумли транспорт воситаси гаровга қўйилади.</w:t>
+        <w:t>, таъминоти сифатида {{ taminot }}</w:t>
       </w:r>
       <w:r>
         <w:rPr>
@@ -2933,14 +2933,13 @@
                 <w:szCs w:val="22"/>
                 <w:lang w:val="uz-Cyrl-UZ"/>
               </w:rPr>
-              <w:t xml:space="preserve"> номидан низом асосида фаолиятини амалга оширувчи, ижрочи директори Самиев Бахриддин Баходирович бир томондан бундан кейин гаровга олувчи деб юритилади хамда гаровга кўювчи</w:t>
-            </w:r>
-            <w:r>
-              <w:rPr>
-                <w:b/>
-                <w:lang w:val="uz-Cyrl-UZ"/>
-              </w:rPr>
-              <w:t xml:space="preserve">: </w:t>
+              <w:t xml:space="preserve"> номидан низом асосида фаолиятини амалга оширувчи, ижрочи директори Самиев Бахриддин Баходирович бир томондан бундан кейин гаровга олувчи деб юритилади хамда {{ garovga_qoyuvchi }} иккинчи томондан</w:t>
+            </w:r>
+            <w:r>
+              <w:rPr>
+                <w:b/>
+                <w:lang w:val="uz-Cyrl-UZ"/>
+              </w:rPr>
             </w:r>
             <w:r>
               <w:rPr>
@@ -2950,7 +2949,6 @@
                 <w:szCs w:val="22"/>
                 <w:lang w:val="uz-Cyrl-UZ"/>
               </w:rPr>
-              <w:t>{{ garov_egasi }}</w:t>
             </w:r>
             <w:r>
               <w:rPr>
@@ -2970,7 +2968,6 @@
                 <w:szCs w:val="22"/>
                 <w:lang w:val="uz-Cyrl-UZ"/>
               </w:rPr>
-              <w:t xml:space="preserve"> </w:t>
             </w:r>
             <w:r>
               <w:rPr>
@@ -2979,7 +2976,7 @@
                 <w:szCs w:val="22"/>
                 <w:lang w:val="uz-Cyrl-UZ"/>
               </w:rPr>
-              <w:t>номидан буйрук асосида фаолиятини амалга оширувчи, жамият рахбари {{ garov_rahbari }} иккинчи томондан бундан кейин гаровга  кўювчи  деб  юритилади,  куйидагилар  тугрисида мазкур шартномани  туздилар.</w:t>
+              <w:t xml:space="preserve"> бундан кейин гаровга  кўювчи  деб  юритилади,  куйидагилар  тугрисида мазкур шартномани  туздилар.</w:t>
             </w:r>
             <w:r>
               <w:rPr>
@@ -4417,7 +4414,7 @@
                       <w:szCs w:val="22"/>
                       <w:lang w:val="uz-Cyrl-UZ"/>
                     </w:rPr>
-                    <w:t>Гаровга  қўювчи:</w:t>
+                    <w:t>{{ garov_imzo_sarlavha }}</w:t>
                   </w:r>
                 </w:p>
                 <w:p>
@@ -4442,7 +4439,7 @@
                       <w:szCs w:val="22"/>
                       <w:lang w:val="uz-Cyrl-UZ"/>
                     </w:rPr>
-                    <w:t>{{ garov_egasi }}</w:t>
+                    <w:t>{{ garov_imzo_ism }}</w:t>
                   </w:r>
                   <w:r>
                     <w:rPr>
@@ -4494,7 +4491,7 @@
                       <w:szCs w:val="22"/>
                       <w:lang w:val="uz-Cyrl-UZ"/>
                     </w:rPr>
-                    <w:t>директори:_________________{{ garov_rahbari_qisqa }}</w:t>
+                    <w:t>{{ garov_imzo_qator }}</w:t>
                   </w:r>
                 </w:p>
                 <w:p>
@@ -4756,7 +4753,7 @@
                 <w:szCs w:val="22"/>
                 <w:lang w:val="uz-Cyrl-UZ"/>
               </w:rPr>
-              <w:t xml:space="preserve">Биз, қуйида имзо чекувчилар “Asia Invest Mikromoliya tashkiloti” МЧЖ ходимлари Б.Б.Самиев, Б.Т.Хўжаев ва қарз олувчи </w:t>
+              <w:t>Биз, қуйида имзо чекувчилар “Asia Invest Mikromoliya tashkiloti” МЧЖ ходимлари Б.Б.Самиев, Б.Т.Хўжаев ва {{ dalolatnoma_taraflar }}</w:t>
             </w:r>
             <w:r>
               <w:rPr>
@@ -4765,7 +4762,6 @@
                 <w:szCs w:val="22"/>
                 <w:lang w:val="uz-Cyrl-UZ"/>
               </w:rPr>
-              <w:t>{{ fio }} ({{ pasport }},</w:t>
             </w:r>
             <w:r>
               <w:rPr>
@@ -4774,7 +4770,6 @@
                 <w:szCs w:val="22"/>
                 <w:lang w:val="uz-Cyrl-UZ"/>
               </w:rPr>
-              <w:t xml:space="preserve"> манзили: {{ manzil }}) хамда гаровга қўювчи {{ garov_egasi }} рахбари {{ garov_rahbari }}</w:t>
             </w:r>
             <w:r>
               <w:rPr>
@@ -5073,7 +5068,7 @@
                       <w:szCs w:val="22"/>
                       <w:lang w:val="en-US"/>
                     </w:rPr>
-                    <w:t xml:space="preserve">- </w:t>
+                    <w:t>{{ kuzov }} / {{ shassi }}</w:t>
                   </w:r>
                   <w:r>
                     <w:rPr>
@@ -5082,7 +5077,6 @@
                       <w:szCs w:val="22"/>
                       <w:lang w:val="uz-Cyrl-UZ"/>
                     </w:rPr>
-                    <w:t>/</w:t>
                   </w:r>
                   <w:r>
                     <w:rPr>
@@ -5091,7 +5085,6 @@
                       <w:szCs w:val="22"/>
                       <w:lang w:val="en-US"/>
                     </w:rPr>
-                    <w:t xml:space="preserve"> </w:t>
                   </w:r>
                   <w:r>
                     <w:rPr>
@@ -5101,7 +5094,6 @@
                       <w:szCs w:val="22"/>
                       <w:lang w:val="en-US"/>
                     </w:rPr>
-                    <w:t>{{ shassi }}</w:t>
                   </w:r>
                 </w:p>
               </w:tc>
@@ -5169,7 +5161,7 @@
                       <w:szCs w:val="22"/>
                       <w:lang w:val="en-US"/>
                     </w:rPr>
-                    <w:t>-</w:t>
+                    <w:t>{{ dvigatel }}</w:t>
                   </w:r>
                 </w:p>
               </w:tc>
@@ -5463,7 +5455,7 @@
                 <w:szCs w:val="22"/>
                 <w:lang w:val="uz-Cyrl-UZ"/>
               </w:rPr>
-              <w:t xml:space="preserve"> томонларнинг келишувига асосан 70 000 000(етмиш миллион) сўмга бахоланди ва микромолия ташкилоти томонидан бериладиган {{ summa_raqam_soz }}</w:t>
+              <w:t xml:space="preserve"> томонларнинг келишувига асосан {{ garov_baho }} сўмга бахоланди ва микромолия ташкилоти томонидан бериладиган {{ summa_raqam_soz }}</w:t>
             </w:r>
             <w:r>
               <w:rPr>
@@ -5699,7 +5691,7 @@
                 <w:szCs w:val="22"/>
                 <w:lang w:val="uz-Cyrl-UZ"/>
               </w:rPr>
-              <w:t xml:space="preserve">{{ garov_egasi }} рахбари :    ___________     {{ garov_rahbari }} </w:t>
+              <w:t xml:space="preserve">{{ garov_dalolat_imzo }} </w:t>
             </w:r>
           </w:p>
           <w:p>
